--- a/ind/docx/61.content.docx
+++ b/ind/docx/61.content.docx
@@ -28,49 +28,15 @@
       </w:r>
     </w:p>
     <w:p>
-      <w:pPr>
-        <w:pStyle w:val="Heading2"/>
-      </w:pPr>
-      <w:r>
-        <w:rPr>
-          <w:lang w:val="id_ID" w:bidi="id_ID"/>
-        </w:rPr>
-        <w:t>License Information</w:t>
-      </w:r>
-      <w:r>
-        <w:rPr>
-          <w:lang w:val="id_ID" w:bidi="id_ID"/>
-        </w:rPr>
-      </w:r>
-    </w:p>
-    <w:p>
-      <w:pPr/>
-      <w:r>
-        <w:rPr>
-          <w:lang w:val="id_ID" w:bidi="id_ID"/>
-        </w:rPr>
-      </w:r>
-      <w:r>
-        <w:rPr>
-          <w:b/>
-          <w:lang w:val="id_ID" w:bidi="id_ID"/>
-        </w:rPr>
-        <w:t>Catatan Terjemahan (unfoldingWord)</w:t>
-      </w:r>
-      <w:r>
-        <w:rPr>
-          <w:lang w:val="id_ID" w:bidi="id_ID"/>
-        </w:rPr>
-        <w:t xml:space="preserve"> (Indonesian) is based on</w:t>
-      </w:r>
-      <w:r>
-        <w:rPr>
-          <w:lang w:val="id_ID" w:bidi="id_ID"/>
-        </w:rPr>
-        <w:t xml:space="preserve">: </w:t>
-      </w:r>
-      <w:r>
-        <w:rPr>
+      <w:pPr/>
+      <w:r>
+        <w:rPr>
+          <w:lang w:val="id_ID" w:bidi="id_ID"/>
+        </w:rPr>
+      </w:r>
+      <w:r>
+        <w:rPr>
+          <w:b/>
           <w:lang w:val="id_ID" w:bidi="id_ID"/>
         </w:rPr>
         <w:t>unfoldingWord® Translation Notes</w:t>
@@ -79,62 +45,31 @@
         <w:rPr>
           <w:lang w:val="id_ID" w:bidi="id_ID"/>
         </w:rPr>
-        <w:t xml:space="preserve">, </w:t>
-      </w:r>
-      <w:hyperlink r:id="rId13">
-        <w:r>
-          <w:rPr>
-            <w:lang w:val="id_ID" w:bidi="id_ID"/>
-          </w:rPr>
-          <w:rPr>
-            <w:color w:val="0000EE"/>
-            <w:u w:val="single"/>
-          </w:rPr>
-          <w:t>unfoldingWord</w:t>
-        </w:r>
-      </w:hyperlink>
-      <w:r>
-        <w:rPr>
-          <w:lang w:val="id_ID" w:bidi="id_ID"/>
-        </w:rPr>
-        <w:t xml:space="preserve">, 2022, which is licensed under a </w:t>
-      </w:r>
-      <w:hyperlink r:id="rId14">
-        <w:r>
-          <w:rPr>
-            <w:lang w:val="id_ID" w:bidi="id_ID"/>
-          </w:rPr>
-          <w:rPr>
-            <w:color w:val="0000EE"/>
-            <w:u w:val="single"/>
-          </w:rPr>
-          <w:t>CC BY-SA 4.0 license</w:t>
-        </w:r>
-      </w:hyperlink>
-      <w:r>
-        <w:rPr>
-          <w:lang w:val="id_ID" w:bidi="id_ID"/>
-        </w:rPr>
-        <w:t>.</w:t>
-      </w:r>
-      <w:r>
-        <w:rPr>
-          <w:lang w:val="id_ID" w:bidi="id_ID"/>
-        </w:rPr>
-      </w:r>
-    </w:p>
-    <w:p>
-      <w:pPr/>
-      <w:r>
-        <w:rPr>
-          <w:lang w:val="id_ID" w:bidi="id_ID"/>
-        </w:rPr>
-      </w:r>
-      <w:r>
-        <w:rPr>
-          <w:lang w:val="id_ID" w:bidi="id_ID"/>
-        </w:rPr>
-        <w:t>This PDF version is provided under the same license.</w:t>
+        <w:t xml:space="preserve"> © 2022 unfoldingWord. Released under CC BY-SA 4.0 license. </w:t>
+      </w:r>
+      <w:r>
+        <w:rPr>
+          <w:lang w:val="id_ID" w:bidi="id_ID"/>
+        </w:rPr>
+        <w:t>unfoldingWord® Translation Notes</w:t>
+      </w:r>
+      <w:r>
+        <w:rPr>
+          <w:lang w:val="id_ID" w:bidi="id_ID"/>
+        </w:rPr>
+        <w:t xml:space="preserve"> has been adapted in the following languages: Tok Pisin, Arabic (عربي), French (Français), Hindi (हिंदी), Indonesian (Bahasa Indonesia), Portuguese (Português), Russian (Русский), Spanish (Español), Swahili (Kiswahili), and Simplified Chinese (简体中文) from </w:t>
+      </w:r>
+      <w:r>
+        <w:rPr>
+          <w:lang w:val="id_ID" w:bidi="id_ID"/>
+        </w:rPr>
+        <w:t>unfoldingWord® Translation Notes</w:t>
+      </w:r>
+      <w:r>
+        <w:rPr>
+          <w:lang w:val="id_ID" w:bidi="id_ID"/>
+        </w:rPr>
+        <w:t xml:space="preserve"> © 2022 unfoldingWord. Released under CC BY-SA 4.0 license by Mission Mutual</w:t>
       </w:r>
       <w:r>
         <w:rPr>
@@ -1897,7 +1832,7 @@
         </w:rPr>
         <w:t xml:space="preserve"> menunjukkan bahwa ayat ini memberikan alasan untuk hasil yang diharapkan, yaitu perintah Petrus dalam </w:t>
       </w:r>
-      <w:hyperlink r:id="rId15">
+      <w:hyperlink r:id="rId13">
         <w:r>
           <w:rPr>
             <w:lang w:val="id_ID" w:bidi="id_ID"/>
@@ -6139,7 +6074,7 @@
         </w:rPr>
         <w:t xml:space="preserve"> di sini menunjukkan bahwa Petrus memberikan alasan mengapa pendengarnya harus menaati perintah yang diberikan dalam </w:t>
       </w:r>
-      <w:hyperlink r:id="rId15">
+      <w:hyperlink r:id="rId13">
         <w:r>
           <w:rPr>
             <w:lang w:val="id_ID" w:bidi="id_ID"/>
@@ -6336,7 +6271,7 @@
         </w:rPr>
         <w:t xml:space="preserve"> merujuk kembali kepada iman, kebaikan, pengetahuan, penguasaan diri, ketekunan, kesalehan, kasih sayang persaudaraan, dan kasih yang disebutkan Petrus dalam </w:t>
       </w:r>
-      <w:hyperlink r:id="rId15">
+      <w:hyperlink r:id="rId13">
         <w:r>
           <w:rPr>
             <w:lang w:val="id_ID" w:bidi="id_ID"/>
@@ -6841,7 +6776,7 @@
         </w:rPr>
         <w:t xml:space="preserve"> menunjukkan bahwa Petrus memberikan alasan lain mengapa para pendengarnya harus menaati perintah yang diberikan dalam </w:t>
       </w:r>
-      <w:hyperlink r:id="rId15">
+      <w:hyperlink r:id="rId13">
         <w:r>
           <w:rPr>
             <w:lang w:val="id_ID" w:bidi="id_ID"/>
@@ -6859,7 +6794,7 @@
         </w:rPr>
         <w:t xml:space="preserve">. Petrus memberikan alasan yang positif dalam </w:t>
       </w:r>
-      <w:hyperlink r:id="rId16">
+      <w:hyperlink r:id="rId14">
         <w:r>
           <w:rPr>
             <w:lang w:val="id_ID" w:bidi="id_ID"/>
@@ -7069,7 +7004,7 @@
         </w:rPr>
         <w:t xml:space="preserve"> merujuk kembali kepada iman, kebaikan, pengetahuan, penguasaan diri, ketekunan, kesalehan, kasih sayang persaudaraan, dan kasih, yang disebutkan oleh Petrus dalam </w:t>
       </w:r>
-      <w:hyperlink r:id="rId15">
+      <w:hyperlink r:id="rId13">
         <w:r>
           <w:rPr>
             <w:lang w:val="id_ID" w:bidi="id_ID"/>
@@ -7715,7 +7650,7 @@
         </w:rPr>
         <w:t xml:space="preserve"> untuk memperkenalkan penjelasan tentang apa yang harus dilakukan oleh para pembacanya sebagai hasil dari apa yang baru saja ia katakan. Ia secara khusus mengacu pada dua alasan untuk ketaatan yang diberikan dalam </w:t>
       </w:r>
-      <w:hyperlink r:id="rId17">
+      <w:hyperlink r:id="rId15">
         <w:r>
           <w:rPr>
             <w:lang w:val="id_ID" w:bidi="id_ID"/>
@@ -8143,7 +8078,7 @@
         </w:rPr>
         <w:t xml:space="preserve"> merujuk kembali kepada iman, kebaikan, pengetahuan, penguasaan diri, ketekunan, kesalehan, kasih sayang persaudaraan, dan kasih yang disebutkan Petrus dalam </w:t>
       </w:r>
-      <w:hyperlink r:id="rId15">
+      <w:hyperlink r:id="rId13">
         <w:r>
           <w:rPr>
             <w:lang w:val="id_ID" w:bidi="id_ID"/>
@@ -8491,7 +8426,7 @@
         </w:rPr>
         <w:t xml:space="preserve"> menunjukkan bahwa Petrus memberikan alasan mengapa para pembacanya harus menaati perintah-perintah yang diberikan dalam </w:t>
       </w:r>
-      <w:hyperlink r:id="rId15">
+      <w:hyperlink r:id="rId13">
         <w:r>
           <w:rPr>
             <w:lang w:val="id_ID" w:bidi="id_ID"/>
@@ -8509,7 +8444,7 @@
         </w:rPr>
         <w:t xml:space="preserve"> dan </w:t>
       </w:r>
-      <w:hyperlink r:id="rId18">
+      <w:hyperlink r:id="rId16">
         <w:r>
           <w:rPr>
             <w:lang w:val="id_ID" w:bidi="id_ID"/>
@@ -8623,7 +8558,7 @@
         </w:rPr>
         <w:t xml:space="preserve"> merujuk kembali kepada cara hidup yang mencakup iman, kebaikan, pengetahuan, penguasaan diri, ketekunan, kesalehan, kasih sayang persaudaraan, dan kasih, yang Petrus sebutkan di dalam </w:t>
       </w:r>
-      <w:hyperlink r:id="rId15">
+      <w:hyperlink r:id="rId13">
         <w:r>
           <w:rPr>
             <w:lang w:val="id_ID" w:bidi="id_ID"/>
@@ -8903,7 +8838,7 @@
         </w:rPr>
         <w:t xml:space="preserve">Pernyataan Penghubung: Petrus menggunakan kata “karena itu” untuk memperkenalkan tujuan suratnya. Untuk mendorong para pembacanya melakukan semua yang telah ia katakan dalam </w:t>
       </w:r>
-      <w:hyperlink r:id="rId19">
+      <w:hyperlink r:id="rId17">
         <w:r>
           <w:rPr>
             <w:lang w:val="id_ID" w:bidi="id_ID"/>
@@ -8921,7 +8856,7 @@
         </w:rPr>
         <w:t xml:space="preserve">, dan terutama karena janjinya dalam </w:t>
       </w:r>
-      <w:hyperlink r:id="rId20">
+      <w:hyperlink r:id="rId18">
         <w:r>
           <w:rPr>
             <w:lang w:val="id_ID" w:bidi="id_ID"/>
@@ -9035,7 +8970,7 @@
         </w:rPr>
         <w:t xml:space="preserve"> merujuk kembali kepada apa yang telah dinyatakan Petrus dalam ayat-ayat sebelumnya, khususnya iman, kebaikan, pengetahuan, penguasaan diri, ketekunan, kesalehan, kasih sayang persaudaraan, dan kasih, yang telah disebutkan oleh Petrus dalam </w:t>
       </w:r>
-      <w:hyperlink r:id="rId15">
+      <w:hyperlink r:id="rId13">
         <w:r>
           <w:rPr>
             <w:lang w:val="id_ID" w:bidi="id_ID"/>
@@ -9974,7 +9909,7 @@
         </w:rPr>
         <w:t xml:space="preserve">Dalam anak kalimat ini, Petrus memberikan alasan mengapa ia akan selalu mengingatkan para pembacanya akan kebenaran-kebenaran doktrinal dalam surat ini, khususnya iman, kebaikan, pengetahuan, penguasaan diri, ketekunan, kesalehan, kasih persaudaraan, dan kasih, yang Petrus sebutkan dalam </w:t>
       </w:r>
-      <w:hyperlink r:id="rId15">
+      <w:hyperlink r:id="rId13">
         <w:r>
           <w:rPr>
             <w:lang w:val="id_ID" w:bidi="id_ID"/>
@@ -10508,7 +10443,7 @@
         </w:rPr>
         <w:t xml:space="preserve"> mengacu pada apa yang dikatakan Petrus dalam ayat-ayat sebelumnya, khususnya iman, kebaikan, pengetahuan, penguasaan diri, ketekunan, kesalehan, kasih sayang persaudaraan, dan kasih yang telah Petrus sebutkan dalam </w:t>
       </w:r>
-      <w:hyperlink r:id="rId15">
+      <w:hyperlink r:id="rId13">
         <w:r>
           <w:rPr>
             <w:lang w:val="id_ID" w:bidi="id_ID"/>
@@ -10718,7 +10653,7 @@
         </w:rPr>
         <w:t xml:space="preserve"> menunjukkan bahwa dalam </w:t>
       </w:r>
-      <w:hyperlink r:id="rId21">
+      <w:hyperlink r:id="rId19">
         <w:r>
           <w:rPr>
             <w:lang w:val="id_ID" w:bidi="id_ID"/>
@@ -10736,7 +10671,7 @@
         </w:rPr>
         <w:t xml:space="preserve"> Petrus menjelaskan kepada jemaat mengapa mereka harus mengingat “hal-hal ini”, yang telah disebutkan dalam </w:t>
       </w:r>
-      <w:hyperlink r:id="rId15">
+      <w:hyperlink r:id="rId13">
         <w:r>
           <w:rPr>
             <w:lang w:val="id_ID" w:bidi="id_ID"/>
@@ -11454,7 +11389,7 @@
         </w:rPr>
         <w:t xml:space="preserve"> menunjukkan bahwa apa yang terjadi setelahnya dalam </w:t>
       </w:r>
-      <w:hyperlink r:id="rId22">
+      <w:hyperlink r:id="rId20">
         <w:r>
           <w:rPr>
             <w:lang w:val="id_ID" w:bidi="id_ID"/>
@@ -12752,7 +12687,7 @@
         </w:rPr>
         <w:t xml:space="preserve"> dapat merujuk pada: (1) sesuatu yang sangat dapat diandalkan. Dalam hal ini, Petrus mengatakan dalam </w:t>
       </w:r>
-      <w:hyperlink r:id="rId23">
+      <w:hyperlink r:id="rId21">
         <w:r>
           <w:rPr>
             <w:lang w:val="id_ID" w:bidi="id_ID"/>
@@ -16970,7 +16905,7 @@
         </w:rPr>
         <w:t xml:space="preserve"> merujuk kepada guru-guru palsu yang diperkenalkan dalam </w:t>
       </w:r>
-      <w:hyperlink r:id="rId24">
+      <w:hyperlink r:id="rId22">
         <w:r>
           <w:rPr>
             <w:lang w:val="id_ID" w:bidi="id_ID"/>
@@ -17084,7 +17019,7 @@
         </w:rPr>
         <w:t xml:space="preserve"> merujuk kepada guru-guru palsu yang diperkenalkan dalam </w:t>
       </w:r>
-      <w:hyperlink r:id="rId24">
+      <w:hyperlink r:id="rId22">
         <w:r>
           <w:rPr>
             <w:lang w:val="id_ID" w:bidi="id_ID"/>
@@ -17754,7 +17689,7 @@
         </w:rPr>
         <w:t xml:space="preserve"> menunjukkan awal dari sebuah kalimat bersyarat yang terbentang dari </w:t>
       </w:r>
-      <w:hyperlink r:id="rId25">
+      <w:hyperlink r:id="rId23">
         <w:r>
           <w:rPr>
             <w:lang w:val="id_ID" w:bidi="id_ID"/>
@@ -17772,7 +17707,7 @@
         </w:rPr>
         <w:t xml:space="preserve"> hingga </w:t>
       </w:r>
-      <w:hyperlink r:id="rId26">
+      <w:hyperlink r:id="rId24">
         <w:r>
           <w:rPr>
             <w:lang w:val="id_ID" w:bidi="id_ID"/>
@@ -18857,7 +18792,7 @@
         </w:rPr>
         <w:t xml:space="preserve"> menunjukkan awal dari kondisi kedua dalam kalimat bersyarat yang terbentang dari </w:t>
       </w:r>
-      <w:hyperlink r:id="rId25">
+      <w:hyperlink r:id="rId23">
         <w:r>
           <w:rPr>
             <w:lang w:val="id_ID" w:bidi="id_ID"/>
@@ -18875,7 +18810,7 @@
         </w:rPr>
         <w:t xml:space="preserve"> hingga </w:t>
       </w:r>
-      <w:hyperlink r:id="rId26">
+      <w:hyperlink r:id="rId24">
         <w:r>
           <w:rPr>
             <w:lang w:val="id_ID" w:bidi="id_ID"/>
@@ -19072,7 +19007,7 @@
         </w:rPr>
         <w:t xml:space="preserve">Seperti dalam </w:t>
       </w:r>
-      <w:hyperlink r:id="rId25">
+      <w:hyperlink r:id="rId23">
         <w:r>
           <w:rPr>
             <w:lang w:val="id_ID" w:bidi="id_ID"/>
@@ -19805,7 +19740,7 @@
         </w:rPr>
         <w:t xml:space="preserve"> menunjukkan awal dari syarat ketiga dalam kalimat bersyarat yang terbentang dari </w:t>
       </w:r>
-      <w:hyperlink r:id="rId25">
+      <w:hyperlink r:id="rId23">
         <w:r>
           <w:rPr>
             <w:lang w:val="id_ID" w:bidi="id_ID"/>
@@ -19823,7 +19758,7 @@
         </w:rPr>
         <w:t xml:space="preserve"> hingga </w:t>
       </w:r>
-      <w:hyperlink r:id="rId26">
+      <w:hyperlink r:id="rId24">
         <w:r>
           <w:rPr>
             <w:lang w:val="id_ID" w:bidi="id_ID"/>
@@ -20480,7 +20415,7 @@
         </w:rPr>
         <w:t xml:space="preserve"> menunjukkan awal dari kondisi keempat dalam kalimat bersyarat yang terbentang dari </w:t>
       </w:r>
-      <w:hyperlink r:id="rId25">
+      <w:hyperlink r:id="rId23">
         <w:r>
           <w:rPr>
             <w:lang w:val="id_ID" w:bidi="id_ID"/>
@@ -20498,7 +20433,7 @@
         </w:rPr>
         <w:t xml:space="preserve"> hingga </w:t>
       </w:r>
-      <w:hyperlink r:id="rId26">
+      <w:hyperlink r:id="rId24">
         <w:r>
           <w:rPr>
             <w:lang w:val="id_ID" w:bidi="id_ID"/>
@@ -21168,7 +21103,7 @@
         </w:rPr>
         <w:t xml:space="preserve"> dengan kata sifat. Lihat bagaimana Anda menerjemahkan bentuk jamak dari istilah ini di </w:t>
       </w:r>
-      <w:hyperlink r:id="rId27">
+      <w:hyperlink r:id="rId25">
         <w:r>
           <w:rPr>
             <w:lang w:val="id_ID" w:bidi="id_ID"/>
@@ -22119,7 +22054,7 @@
         </w:rPr>
         <w:t xml:space="preserve">Ayat ini dan ayat berikutnya adalah akhir dari kalimat bersyarat yang terbentang dari </w:t>
       </w:r>
-      <w:hyperlink r:id="rId25">
+      <w:hyperlink r:id="rId23">
         <w:r>
           <w:rPr>
             <w:lang w:val="id_ID" w:bidi="id_ID"/>
@@ -22137,7 +22072,7 @@
         </w:rPr>
         <w:t xml:space="preserve"> hingga </w:t>
       </w:r>
-      <w:hyperlink r:id="rId26">
+      <w:hyperlink r:id="rId24">
         <w:r>
           <w:rPr>
             <w:lang w:val="id_ID" w:bidi="id_ID"/>
@@ -22155,7 +22090,7 @@
         </w:rPr>
         <w:t xml:space="preserve">. Petrus memberikan hasil dari kondisi-kondisi sebelumnya yang benar. Jika Anda telah membuat </w:t>
       </w:r>
-      <w:hyperlink r:id="rId28">
+      <w:hyperlink r:id="rId26">
         <w:r>
           <w:rPr>
             <w:lang w:val="id_ID" w:bidi="id_ID"/>
@@ -22173,7 +22108,7 @@
         </w:rPr>
         <w:t xml:space="preserve"> menjadi kalimat-kalimat yang terpisah, maka Anda perlu menunjukkan bahwa </w:t>
       </w:r>
-      <w:hyperlink r:id="rId29">
+      <w:hyperlink r:id="rId27">
         <w:r>
           <w:rPr>
             <w:lang w:val="id_ID" w:bidi="id_ID"/>
@@ -23443,7 +23378,7 @@
         </w:rPr>
         <w:t xml:space="preserve"> menandai awal dari bagian kedua dari pasal ini, yang berlanjut hingga akhir </w:t>
       </w:r>
-      <w:hyperlink r:id="rId30">
+      <w:hyperlink r:id="rId28">
         <w:r>
           <w:rPr>
             <w:lang w:val="id_ID" w:bidi="id_ID"/>
@@ -23716,7 +23651,7 @@
         </w:rPr>
         <w:t xml:space="preserve"> merujuk kepada guru-guru palsu yang diperkenalkan Petrus dalam </w:t>
       </w:r>
-      <w:hyperlink r:id="rId24">
+      <w:hyperlink r:id="rId22">
         <w:r>
           <w:rPr>
             <w:lang w:val="id_ID" w:bidi="id_ID"/>
@@ -24366,7 +24301,7 @@
         </w:rPr>
         <w:t xml:space="preserve"> merujuk kepada guru-guru palsu yang diperkenalkan dalam </w:t>
       </w:r>
-      <w:hyperlink r:id="rId24">
+      <w:hyperlink r:id="rId22">
         <w:r>
           <w:rPr>
             <w:lang w:val="id_ID" w:bidi="id_ID"/>
@@ -25016,7 +24951,7 @@
         </w:rPr>
         <w:t xml:space="preserve"> dapat merujuk kepada: (1) “yang mulia” dari </w:t>
       </w:r>
-      <w:hyperlink r:id="rId26">
+      <w:hyperlink r:id="rId24">
         <w:r>
           <w:rPr>
             <w:lang w:val="id_ID" w:bidi="id_ID"/>
@@ -25123,7 +25058,7 @@
         </w:rPr>
         <w:t xml:space="preserve"> merujuk kepada guru-guru palsu yang diperkenalkan dalam </w:t>
       </w:r>
-      <w:hyperlink r:id="rId24">
+      <w:hyperlink r:id="rId22">
         <w:r>
           <w:rPr>
             <w:lang w:val="id_ID" w:bidi="id_ID"/>
@@ -26571,7 +26506,7 @@
         </w:rPr>
         <w:t xml:space="preserve">Klausa ini merujuk pada tindakan guru-guru palsu yang diperkenalkan Petrus dalam </w:t>
       </w:r>
-      <w:hyperlink r:id="rId24">
+      <w:hyperlink r:id="rId22">
         <w:r>
           <w:rPr>
             <w:lang w:val="id_ID" w:bidi="id_ID"/>
@@ -26768,7 +26703,7 @@
         </w:rPr>
         <w:t xml:space="preserve">Klausa ini merujuk pada tindakan guru-guru palsu yang diperkenalkan Petrus dalam </w:t>
       </w:r>
-      <w:hyperlink r:id="rId24">
+      <w:hyperlink r:id="rId22">
         <w:r>
           <w:rPr>
             <w:lang w:val="id_ID" w:bidi="id_ID"/>
@@ -27419,7 +27354,7 @@
         </w:rPr>
         <w:t xml:space="preserve">Di sini, “jalan yang lurus” merujuk kepada cara hidup yang benar dan berkenan kepada Tuhan. Petrus mungkin juga menggunakannya di sini untuk merujuk secara khusus kepada iman Kristen, mirip dengan penggunaan kata “jalan kebenaran” dalam </w:t>
       </w:r>
-      <w:hyperlink r:id="rId27">
+      <w:hyperlink r:id="rId25">
         <w:r>
           <w:rPr>
             <w:lang w:val="id_ID" w:bidi="id_ID"/>
@@ -28833,7 +28768,7 @@
         </w:rPr>
         <w:t xml:space="preserve"> ini merujuk kepada guru-guru palsu yang diperkenalkan dalam </w:t>
       </w:r>
-      <w:hyperlink r:id="rId24">
+      <w:hyperlink r:id="rId22">
         <w:r>
           <w:rPr>
             <w:lang w:val="id_ID" w:bidi="id_ID"/>
@@ -29906,7 +29841,7 @@
         </w:rPr>
         <w:t xml:space="preserve"> merujuk kepada guru-guru palsu yang diperkenalkan dalam </w:t>
       </w:r>
-      <w:hyperlink r:id="rId24">
+      <w:hyperlink r:id="rId22">
         <w:r>
           <w:rPr>
             <w:lang w:val="id_ID" w:bidi="id_ID"/>
@@ -30116,7 +30051,7 @@
         </w:rPr>
         <w:t xml:space="preserve"> merujuk pada tindakan seksual yang tidak bermoral yang menunjukkan kurangnya pengendalian diri. Lihat bagaimana Anda menerjemahkan istilah ini dalam </w:t>
       </w:r>
-      <w:hyperlink r:id="rId27">
+      <w:hyperlink r:id="rId25">
         <w:r>
           <w:rPr>
             <w:lang w:val="id_ID" w:bidi="id_ID"/>
@@ -31213,7 +31148,7 @@
         </w:rPr>
         <w:t xml:space="preserve">Dengan menggunakan metafora yang mirip dengan yang ada dalam </w:t>
       </w:r>
-      <w:hyperlink r:id="rId31">
+      <w:hyperlink r:id="rId29">
         <w:r>
           <w:rPr>
             <w:lang w:val="id_ID" w:bidi="id_ID"/>
@@ -31532,7 +31467,7 @@
         </w:rPr>
         <w:t xml:space="preserve"> dengan frasa verbal. Lihat bagaimana Anda menerjemahkan frasa yang sama di </w:t>
       </w:r>
-      <w:hyperlink r:id="rId32">
+      <w:hyperlink r:id="rId30">
         <w:r>
           <w:rPr>
             <w:lang w:val="id_ID" w:bidi="id_ID"/>
@@ -32056,7 +31991,7 @@
         </w:rPr>
         <w:t xml:space="preserve"> merujuk kepada guru-guru palsu yang diperkenalkan dalam </w:t>
       </w:r>
-      <w:hyperlink r:id="rId24">
+      <w:hyperlink r:id="rId22">
         <w:r>
           <w:rPr>
             <w:lang w:val="id_ID" w:bidi="id_ID"/>
@@ -32074,7 +32009,7 @@
         </w:rPr>
         <w:t xml:space="preserve"> dan dibahas dalam </w:t>
       </w:r>
-      <w:hyperlink r:id="rId33">
+      <w:hyperlink r:id="rId31">
         <w:r>
           <w:rPr>
             <w:lang w:val="id_ID" w:bidi="id_ID"/>
@@ -32406,7 +32341,7 @@
         </w:rPr>
         <w:t xml:space="preserve"> merujuk kepada guru-guru palsu yang diperkenalkan dalam </w:t>
       </w:r>
-      <w:hyperlink r:id="rId24">
+      <w:hyperlink r:id="rId22">
         <w:r>
           <w:rPr>
             <w:lang w:val="id_ID" w:bidi="id_ID"/>
@@ -32629,7 +32564,7 @@
         </w:rPr>
         <w:t xml:space="preserve"> atau jalan. Frasa ini merujuk pada cara menjalani hidup yang benar dan berkenan kepada Tuhan. Petrus mungkin juga menggunakannya di sini untuk merujuk secara khusus kepada iman Kristen, mirip dengan penggunaan “jalan kebenaran” dalam </w:t>
       </w:r>
-      <w:hyperlink r:id="rId27">
+      <w:hyperlink r:id="rId25">
         <w:r>
           <w:rPr>
             <w:lang w:val="id_ID" w:bidi="id_ID"/>
@@ -32647,7 +32582,7 @@
         </w:rPr>
         <w:t xml:space="preserve"> dan “jalan yang lurus” dalam </w:t>
       </w:r>
-      <w:hyperlink r:id="rId34">
+      <w:hyperlink r:id="rId32">
         <w:r>
           <w:rPr>
             <w:lang w:val="id_ID" w:bidi="id_ID"/>
@@ -33330,7 +33265,7 @@
         </w:rPr>
         <w:t xml:space="preserve"> merujuk kepada guru-guru palsu yang diperkenalkan dalam </w:t>
       </w:r>
-      <w:hyperlink r:id="rId24">
+      <w:hyperlink r:id="rId22">
         <w:r>
           <w:rPr>
             <w:lang w:val="id_ID" w:bidi="id_ID"/>
@@ -33919,7 +33854,7 @@
         </w:rPr>
         <w:t xml:space="preserve">, seolah-olah pikiran pembacanya sedang tertidur, untuk merujuk pada membuat pembacanya memikirkan hal-hal ini. Jika akan membantu dalam bahasa Anda, Anda dapat mengekspresikan metafora ini dengan menerjemahkannya secara jelas. Lihat bagaimana Anda menerjemahkan istilah ini di </w:t>
       </w:r>
-      <w:hyperlink r:id="rId35">
+      <w:hyperlink r:id="rId33">
         <w:r>
           <w:rPr>
             <w:lang w:val="id_ID" w:bidi="id_ID"/>
@@ -34033,7 +33968,7 @@
         </w:rPr>
         <w:t xml:space="preserve"> dalam frasa ini dengan kata kerja. Lihat bagaimana Anda menerjemahkan istilah ini di </w:t>
       </w:r>
-      <w:hyperlink r:id="rId35">
+      <w:hyperlink r:id="rId33">
         <w:r>
           <w:rPr>
             <w:lang w:val="id_ID" w:bidi="id_ID"/>
@@ -34505,7 +34440,7 @@
         </w:rPr>
         <w:t xml:space="preserve"> merujuk kepada nabi-nabi Perjanjian Lama yang juga dirujuk oleh Petrus dalam </w:t>
       </w:r>
-      <w:hyperlink r:id="rId36">
+      <w:hyperlink r:id="rId34">
         <w:r>
           <w:rPr>
             <w:lang w:val="id_ID" w:bidi="id_ID"/>
@@ -35258,7 +35193,7 @@
         </w:rPr>
         <w:t xml:space="preserve"> di sini untuk merujuk pada tingkat kepentingan. Ini tidak merujuk pada urutan waktu. Lihat bagaimana Anda menerjemahkannya dalam </w:t>
       </w:r>
-      <w:hyperlink r:id="rId37">
+      <w:hyperlink r:id="rId35">
         <w:r>
           <w:rPr>
             <w:lang w:val="id_ID" w:bidi="id_ID"/>
@@ -35339,7 +35274,7 @@
         </w:rPr>
         <w:t xml:space="preserve">Petrus menggunakan pernyataan untuk memberikan instruksi. Jika itu akan membantu dalam bahasa Anda, Anda dapat menunjukkannya dengan menerjemahkannya sebagai perintah. Jika Anda melakukannya, mungkin akan sangat membantu jika Anda memulai sebuah kalimat baru di sini. Lihat bagaimana Anda menerjemahkannya di </w:t>
       </w:r>
-      <w:hyperlink r:id="rId37">
+      <w:hyperlink r:id="rId35">
         <w:r>
           <w:rPr>
             <w:lang w:val="id_ID" w:bidi="id_ID"/>
@@ -37606,7 +37541,7 @@
         </w:rPr>
         <w:t xml:space="preserve"> merujuk kepada “firman Allah,” yang menurut Petrus dalam </w:t>
       </w:r>
-      <w:hyperlink r:id="rId38">
+      <w:hyperlink r:id="rId36">
         <w:r>
           <w:rPr>
             <w:lang w:val="id_ID" w:bidi="id_ID"/>
@@ -38511,7 +38446,7 @@
         </w:rPr>
         <w:t xml:space="preserve"> bahwa Yesus akan datang kembali. Lihat bagaimana Anda menerjemahkannya dalam </w:t>
       </w:r>
-      <w:hyperlink r:id="rId39">
+      <w:hyperlink r:id="rId37">
         <w:r>
           <w:rPr>
             <w:lang w:val="id_ID" w:bidi="id_ID"/>
@@ -38625,7 +38560,7 @@
         </w:rPr>
         <w:t xml:space="preserve"> merujuk kepada “para pengejek” yang diperkenalkan dalam </w:t>
       </w:r>
-      <w:hyperlink r:id="rId40">
+      <w:hyperlink r:id="rId38">
         <w:r>
           <w:rPr>
             <w:lang w:val="id_ID" w:bidi="id_ID"/>
@@ -40660,7 +40595,7 @@
         </w:rPr>
         <w:t xml:space="preserve"> dapat merujuk pada: (1) elemen-elemen dasar yang membentuk alam semesta. Terjemahan alternatif: “komponen-komponen alam akan dihancurkan oleh panas” (2) benda-benda langit, seperti matahari, bulan, dan bintang-bintang. Terjemahan alternatif: “benda-benda langit akan dihancurkan oleh panas” Lihat bagaimana Anda menerjemahkannya dalam </w:t>
       </w:r>
-      <w:hyperlink r:id="rId41">
+      <w:hyperlink r:id="rId39">
         <w:r>
           <w:rPr>
             <w:lang w:val="id_ID" w:bidi="id_ID"/>
@@ -40981,7 +40916,7 @@
         </w:rPr>
         <w:t xml:space="preserve"> dapat merujuk kepada: (1) Janji Allah untuk menciptakan langit dan bumi yang baru, seperti yang dijanjikan dalam Yesaya 65:17 dan Yesaya 66:22. Terjemahan alternatif: “janji-Nya akan langit yang baru dan bumi yang baru” (2) janji akan kedatangan Yesus yang kedua kali, seperti dalam </w:t>
       </w:r>
-      <w:hyperlink r:id="rId39">
+      <w:hyperlink r:id="rId37">
         <w:r>
           <w:rPr>
             <w:lang w:val="id_ID" w:bidi="id_ID"/>
@@ -41254,7 +41189,7 @@
         </w:rPr>
         <w:t xml:space="preserve">Petrus menggunakan kata “sebab itu” untuk memperkenalkan penjelasan tentang apa yang harus dilakukan oleh para pembacanya sebagai hasil dari apa yang baru saja ia katakan. Secara khusus ia merujuk pada pembahasan tentang hari Tuhan yang akan datang yang diberikan dalam </w:t>
       </w:r>
-      <w:hyperlink r:id="rId42">
+      <w:hyperlink r:id="rId40">
         <w:r>
           <w:rPr>
             <w:lang w:val="id_ID" w:bidi="id_ID"/>
@@ -41368,7 +41303,7 @@
         </w:rPr>
         <w:t xml:space="preserve"> merujuk kepada mereka yang ditulis oleh Petrus, yang dapat diperluas kepada semua orang percaya. Jika akan membantu dalam bahasa Anda, Anda dapat mengungkapkannya secara eksplisit. Lihat bagaimana Anda menerjemahkannya dalam </w:t>
       </w:r>
-      <w:hyperlink r:id="rId43">
+      <w:hyperlink r:id="rId41">
         <w:r>
           <w:rPr>
             <w:lang w:val="id_ID" w:bidi="id_ID"/>
@@ -41482,7 +41417,7 @@
         </w:rPr>
         <w:t xml:space="preserve"> merujuk kembali kepada peristiwa-peristiwa yang berkaitan dengan hari kedatangan Tuhan, yang dijelaskan Petrus dalam </w:t>
       </w:r>
-      <w:hyperlink r:id="rId42">
+      <w:hyperlink r:id="rId40">
         <w:r>
           <w:rPr>
             <w:lang w:val="id_ID" w:bidi="id_ID"/>
@@ -41947,7 +41882,7 @@
         </w:rPr>
         <w:t xml:space="preserve">Karena Tuhan bersabar, hari penghakiman belum terjadi. Hal ini memberikan kesempatan kepada manusia untuk bertobat dan diselamatkan, seperti yang dijelaskan oleh Petrus dalam </w:t>
       </w:r>
-      <w:hyperlink r:id="rId44">
+      <w:hyperlink r:id="rId42">
         <w:r>
           <w:rPr>
             <w:lang w:val="id_ID" w:bidi="id_ID"/>
@@ -42637,7 +42572,7 @@
         </w:rPr>
         <w:t xml:space="preserve"> dapat merujuk kepada: (1) peristiwa-peristiwa yang berhubungan dengan hari Tuhan yang dibahas dalam </w:t>
       </w:r>
-      <w:hyperlink r:id="rId42">
+      <w:hyperlink r:id="rId40">
         <w:r>
           <w:rPr>
             <w:lang w:val="id_ID" w:bidi="id_ID"/>
@@ -42655,7 +42590,7 @@
         </w:rPr>
         <w:t xml:space="preserve"> dan disebut “hal-hal ini” dalam </w:t>
       </w:r>
-      <w:hyperlink r:id="rId45">
+      <w:hyperlink r:id="rId43">
         <w:r>
           <w:rPr>
             <w:lang w:val="id_ID" w:bidi="id_ID"/>
@@ -42673,7 +42608,7 @@
         </w:rPr>
         <w:t xml:space="preserve">. Terjemahan alternatif: “hal-hal ini yang akan terjadi pada hari Tuhan” (2) perlunya hidup saleh dan mempertimbangkan bahwa kesabaran Allah adalah untuk menyelamatkan manusia, seperti yang dibahas dalam </w:t>
       </w:r>
-      <w:hyperlink r:id="rId46">
+      <w:hyperlink r:id="rId44">
         <w:r>
           <w:rPr>
             <w:lang w:val="id_ID" w:bidi="id_ID"/>
@@ -43370,7 +43305,7 @@
         </w:rPr>
         <w:t xml:space="preserve"> merujuk kepada mereka yang ditulis oleh Petrus, yang dapat diperluas kepada semua orang percaya. Jika akan membantu dalam bahasa Anda, Anda dapat mengungkapkannya secara eksplisit. Lihatlah bagaimana Anda menerjemahkannya dalam </w:t>
       </w:r>
-      <w:hyperlink r:id="rId43">
+      <w:hyperlink r:id="rId41">
         <w:r>
           <w:rPr>
             <w:lang w:val="id_ID" w:bidi="id_ID"/>
@@ -43388,7 +43323,7 @@
         </w:rPr>
         <w:t xml:space="preserve"> dan </w:t>
       </w:r>
-      <w:hyperlink r:id="rId45">
+      <w:hyperlink r:id="rId43">
         <w:r>
           <w:rPr>
             <w:lang w:val="id_ID" w:bidi="id_ID"/>

--- a/ind/docx/61.content.docx
+++ b/ind/docx/61.content.docx
@@ -141,13 +141,6 @@
         <w:rPr>
           <w:lang w:val="id_ID" w:bidi="id_ID"/>
         </w:rPr>
-      </w:r>
-      <w:r>
-        <w:rPr>
-          <w:i/>
-          <w:lang w:val="id_ID" w:bidi="id_ID"/>
-        </w:rPr>
-        <w:t>2 Petrus 1:1 (#1), 2 Petrus 1:1 (#2), 2 Petrus 1:1 (#3), 2 Petrus 1:1 (#4), 2 Petrus 1:1 (#5), 2 Petrus 1:1 (#6), 2 Petrus 1:1 (#7), 2 Petrus 1:1 (#8), 2 Petrus 1:1 (#9), 2 Petrus 1:2 (#1), 2 Petrus 1:2 (#2), 2 Petrus 1:2 (#3), 2 Petrus 1:2 (#4), 2 Petrus 1:2 (#5), 2 Petrus 1:2 (#6), 2 Petrus 1:2 (#7), 2 Petrus 1:2 (#8), 2 Petrus 1:3 (#1), 2 Petrus 1:3 (#2), 2 Petrus 1:3 (#3), 2 Petrus 1:3 (#4), 2 Petrus 1:3 (#5), 2 Petrus 1:3 (#6), 2 Petrus 1:3 (#7), 2 Petrus 1:3 (#8), 2 Petrus 1:3 (#9), 2 Petrus 1:3 (#10), 2 Petrus 1:3 (#11), 2 Petrus 1:3 (#12), 2 Petrus 1:3 (#13), 2 Petrus 1:3 (#14), 2 Petrus 1:4 (#1), 2 Petrus 1:4 (#2), 2 Petrus 1:4 (#3), 2 Petrus 1:4 (#4), 2 Petrus 1:4 (#5), 2 Petrus 1:4 (#6), 2 Petrus 1:4 (#7), 2 Petrus 1:4 (#8), 2 Petrus 1:4 (#9), 2 Petrus 1:4 (#10), 2 Petrus 1:4 (#11), 2 Petrus 1:4 (#12), 2 Petrus 1:4 (#13), 2 Petrus 1:5 (#1), 2 Petrus 1:5 (#2), 2 Petrus 1:5 (#3), 2 Petrus 1:5 (#4), 2 Petrus 1:5 (#5), 2 Petrus 1:5 (#6), 2 Petrus 1:5 (#7), 2 Petrus 1:5 (#8), 2 Petrus 1:6 (#1), 2 Petrus 1:6 (#2), 2 Petrus 1:6 (#3), 2 Petrus 1:6 (#4), 2 Petrus 1:6 (#5), 2 Petrus 1:6 (#6), 2 Petrus 1:6 (#7), 2 Petrus 1:7 (#1), 2 Petrus 1:7 (#2), 2 Petrus 1:7 (#3), 2 Petrus 1:7 (#4), 2 Petrus 1:8 (#1), 2 Petrus 1:8 (#2), 2 Petrus 1:8 (#3), 2 Petrus 1:8 (#4), 2 Petrus 1:8 (#5), 2 Petrus 1:8 (#6), 2 Petrus 1:8 (#7), 2 Petrus 1:9 (#1), 2 Petrus 1:9 (#2), 2 Petrus 1:9 (#3), 2 Petrus 1:9 (#4), 2 Petrus 1:9 (#5), 2 Petrus 1:9 (#6), 2 Petrus 1:9 (#7), 2 Petrus 1:9 (#8), 2 Petrus 1:10 (#1), 2 Petrus 1:10 (#2), 2 Petrus 1:10 (#3), 2 Petrus 1:10 (#4), 2 Petrus 1:10 (#5), 2 Petrus 1:10 (#6), 2 Petrus 1:10 (#7), 2 Petrus 1:10 (#8), 2 Petrus 1:11 (#1), 2 Petrus 1:11 (#2), 2 Petrus 1:11 (#3), 2 Petrus 1:11 (#4), 2 Petrus 1:12 (#1), 2 Petrus 1:12 (#2), 2 Petrus 1:12 (#3), 2 Petrus 1:12 (#4), 2 Petrus 1:12 (#5), 2 Petrus 1:12 (#6), 2 Petrus 1:12 (#7), 2 Petrus 1:13 (#1), 2 Petrus 1:13 (#2), 2 Petrus 1:13 (#3), 2 Petrus 1:13 (#4), 2 Petrus 1:14 (#1), 2 Petrus 1:14 (#2), 2 Petrus 1:14 (#3), 2 Petrus 1:14 (#4), 2 Petrus 1:15 (#1), 2 Petrus 1:15 (#2), 2 Petrus 1:15 (#3), 2 Petrus 1:15 (#4), 2 Petrus 1:16 (#1), 2 Petrus 1:16 (#2), 2 Petrus 1:16 (#3), 2 Petrus 1:16 (#4), 2 Petrus 1:16 (#5), 2 Petrus 1:16 (#6), 2 Petrus 1:16 (#7), 2 Petrus 1:16 (#8), 2 Petrus 1:17 (#1), 2 Petrus 1:17 (#2), 2 Petrus 1:17 (#3), 2 Petrus 1:17 (#4), 2 Petrus 1:17 (#5), 2 Petrus 1:17 (#6), 2 Petrus 1:17 (#7), 2 Petrus 1:17 (#8), 2 Petrus 1:17 (#9), 2 Petrus 1:18 (#1), 2 Petrus 1:18 (#2), 2 Petrus 1:18 (#3), 2 Petrus 1:18 (#4), 2 Petrus 1:18 (#5), 2 Petrus 1:19 (#1), 2 Petrus 1:19 (#2), 2 Petrus 1:19 (#3), 2 Petrus 1:19 (#4), 2 Petrus 1:19 (#5), 2 Petrus 1:19 (#6), 2 Petrus 1:19 (#7), 2 Petrus 1:19 (#8), 2 Petrus 1:19 (#9), 2 Petrus 1:19 (#10), 2 Petrus 1:20 (#1), 2 Petrus 1:20 (#2), 2 Petrus 1:20 (#3), 2 Petrus 1:20 (#4), 2 Petrus 1:21 (#1), 2 Petrus 1:21 (#2), 2 Petrus 1:21 (#3), 2 Petrus 1:21 (#4), 2 Petrus 1:21 (#5), 2 Petrus 1:21 (#6), 2 Petrus 2:1 (#1), 2 Petrus 2:1 (#2), 2 Petrus 2:1 (#3), 2 Petrus 2:1 (#4), 2 Petrus 2:1 (#5), 2 Petrus 2:1 (#6), 2 Petrus 2:1 (#7), 2 Petrus 2:1 (#8), 2 Petrus 2:1 (#9), 2 Petrus 2:1 (#10), 2 Petrus 2:1 (#11), 2 Petrus 2:2 (#1), 2 Petrus 2:2 (#2), 2 Petrus 2:2 (#3), 2 Petrus 2:2 (#4), 2 Petrus 2:2 (#5), 2 Petrus 2:2 (#6), 2 Petrus 2:2 (#7), 2 Petrus 2:2 (#8), 2 Petrus 2:2 (#9), 2 Petrus 2:2 (#10), 2 Petrus 2:3 (#1), 2 Petrus 2:3 (#2), 2 Petrus 2:3 (#3), 2 Petrus 2:3 (#4), 2 Petrus 2:3 (#5), 2 Petrus 2:3 (#6), 2 Petrus 2:3 (#7), 2 Petrus 2:3 (#8), 2 Petrus 2:3 (#9), 2 Petrus 2:3 (#10), 2 Petrus 2:3 (#11), 2 Petrus 2:4 (#1), 2 Petrus 2:4 (#2), 2 Petrus 2:4 (#3), 2 Petrus 2:4 (#4), 2 Petrus 2:4 (#5), 2 Petrus 2:4 (#6), 2 Petrus 2:4 (#7), 2 Petrus 2:4 (#8), 2 Petrus 2:4 (#9), 2 Petrus 2:4 (#10), 2 Petrus 2:4 (#11), 2 Petrus 2:4 (#12), 2 Petrus 2:4 (#13), 2 Petrus 2:5 (#1), 2 Petrus 2:5 (#2), 2 Petrus 2:5 (#3), 2 Petrus 2:5 (#4), 2 Petrus 2:5 (#5), 2 Petrus 2:5 (#6), 2 Petrus 2:5 (#7), 2 Petrus 2:5 (#8), 2 Petrus 2:5 (#9), 2 Petrus 2:5 (#10), 2 Petrus 2:6 (#1), 2 Petrus 2:6 (#2), 2 Petrus 2:6 (#3), 2 Petrus 2:6 (#4), 2 Petrus 2:6 (#5), 2 Petrus 2:6 (#6), 2 Petrus 2:6 (#7), 2 Petrus 2:7 (#1), 2 Petrus 2:7 (#2), 2 Petrus 2:7 (#3), 2 Petrus 2:7 (#4), 2 Petrus 2:7 (#5), 2 Petrus 2:7 (#6), 2 Petrus 2:7 (#7), 2 Petrus 2:7 (#8), 2 Petrus 2:7 (#9), 2 Petrus 2:8 (#1), 2 Petrus 2:8 (#2), 2 Petrus 2:8 (#3), 2 Petrus 2:8 (#4), 2 Petrus 2:8 (#5), 2 Petrus 2:8 (#6), 2 Petrus 2:8 (#7), 2 Petrus 2:8 (#8), 2 Petrus 2:9 (#1), 2 Petrus 2:9 (#2), 2 Petrus 2:9 (#3), 2 Petrus 2:9 (#4), 2 Petrus 2:9 (#5), 2 Petrus 2:9 (#6), 2 Petrus 2:9 (#7), 2 Petrus 2:10 (#1), 2 Petrus 2:10 (#2), 2 Petrus 2:10 (#3), 2 Petrus 2:10 (#4), 2 Petrus 2:10 (#5), 2 Petrus 2:10 (#6), 2 Petrus 2:10 (#7), 2 Petrus 2:10 (#8), 2 Petrus 2:10 (#9), 2 Petrus 2:10 (#10), 2 Petrus 2:10 (#11), 2 Petrus 2:10 (#12), 2 Petrus 2:10 (#13), 2 Petrus 2:11 (#1), 2 Petrus 2:11 (#2), 2 Petrus 2:11 (#3), 2 Petrus 2:11 (#4), 2 Petrus 2:12 (#1), 2 Petrus 2:12 (#2), 2 Petrus 2:12 (#3), 2 Petrus 2:12 (#4), 2 Petrus 2:12 (#5), 2 Petrus 2:12 (#6), 2 Petrus 2:12 (#7), 2 Petrus 2:12 (#8), 2 Petrus 2:12 (#9), 2 Petrus 2:12 (#10), 2 Petrus 2:12 (#11), 2 Petrus 2:12 (#12), 2 Petrus 2:12 (#13), 2 Petrus 2:13 (#1), 2 Petrus 2:13 (#2), 2 Petrus 2:13 (#3), 2 Petrus 2:13 (#4), 2 Petrus 2:13 (#5), 2 Petrus 2:13 (#6), 2 Petrus 2:13 (#7), 2 Petrus 2:13 (#8), 2 Petrus 2:13 (#9), 2 Petrus 2:14 (#1), 2 Petrus 2:14 (#2), 2 Petrus 2:14 (#3), 2 Petrus 2:14 (#4), 2 Petrus 2:14 (#5), 2 Petrus 2:14 (#6), 2 Petrus 2:14 (#7), 2 Petrus 2:14 (#8), 2 Petrus 2:14 (#9), 2 Petrus 2:14 (#10), 2 Petrus 2:15 (#1), 2 Petrus 2:15 (#2), 2 Petrus 2:15 (#3), 2 Petrus 2:15 (#4), 2 Petrus 2:15 (#5), 2 Petrus 2:15 (#6), 2 Petrus 2:15 (#7), 2 Petrus 2:15 (#8), 2 Petrus 2:15 (#9), 2 Petrus 2:15 (#10), 2 Petrus 2:15 (#11), 2 Petrus 2:16 (#1), 2 Petrus 2:16 (#2), 2 Petrus 2:16 (#3), 2 Petrus 2:16 (#4), 2 Petrus 2:16 (#5), 2 Petrus 2:17 (#1), 2 Petrus 2:17 (#2), 2 Petrus 2:17 (#3), 2 Petrus 2:17 (#4), 2 Petrus 2:17 (#5), 2 Petrus 2:17 (#6), 2 Petrus 2:17 (#7), 2 Petrus 2:18 (#1), 2 Petrus 2:18 (#2), 2 Petrus 2:18 (#3), 2 Petrus 2:18 (#4), 2 Petrus 2:18 (#5), 2 Petrus 2:18 (#6), 2 Petrus 2:18 (#7), 2 Petrus 2:18 (#8), 2 Petrus 2:19 (#1), 2 Petrus 2:19 (#2), 2 Petrus 2:19 (#3), 2 Petrus 2:19 (#4), 2 Petrus 2:19 (#5), 2 Petrus 2:19 (#6), 2 Petrus 2:19 (#7), 2 Petrus 2:19 (#8), 2 Petrus 2:20 (#1), 2 Petrus 2:20 (#2), 2 Petrus 2:20 (#3), 2 Petrus 2:20 (#4), 2 Petrus 2:20 (#5), 2 Petrus 2:20 (#6), 2 Petrus 2:20 (#7), 2 Petrus 2:20 (#8), 2 Petrus 2:20 (#9), 2 Petrus 2:20 (#10), 2 Petrus 2:20 (#11), 2 Petrus 2:20 (#12), 2 Petrus 2:21 (#1), 2 Petrus 2:21 (#2), 2 Petrus 2:21 (#3), 2 Petrus 2:21 (#4), 2 Petrus 2:21 (#5), 2 Petrus 2:21 (#6), 2 Petrus 2:21 (#7), 2 Petrus 2:21 (#8), 2 Petrus 2:21 (#9), 2 Petrus 2:22 (#1), 2 Petrus 2:22 (#2), 2 Petrus 2:22 (#3), 2 Petrus 2:22 (#4), 2 Petrus 2:22 (#5), 2 Petrus 3:1 (#1), 2 Petrus 3:1 (#2), 2 Petrus 3:1 (#3), 2 Petrus 3:1 (#4), 2 Petrus 3:1 (#5), 2 Petrus 3:2 (#1), 2 Petrus 3:2 (#2), 2 Petrus 3:2 (#3), 2 Petrus 3:2 (#4), 2 Petrus 3:2 (#5), 2 Petrus 3:2 (#6), 2 Petrus 3:2 (#7), 2 Petrus 3:2 (#8), 2 Petrus 3:2 (#9), 2 Petrus 3:2 (#10), 2 Petrus 3:2 (#11), 2 Petrus 3:3 (#1), 2 Petrus 3:3 (#2), 2 Petrus 3:3 (#3), 2 Petrus 3:3 (#4), 2 Petrus 3:3 (#5), 2 Petrus 3:4 (#1), 2 Petrus 3:4 (#2), 2 Petrus 3:4 (#3), 2 Petrus 3:4 (#4), 2 Petrus 3:4 (#5), 2 Petrus 3:4 (#6), 2 Petrus 3:4 (#7), 2 Petrus 3:4 (#8), 2 Petrus 3:4 (#9), 2 Petrus 3:4 (#10), 2 Petrus 3:5 (#1), 2 Petrus 3:5 (#2), 2 Petrus 3:5 (#3), 2 Petrus 3:5 (#4), 2 Petrus 3:5 (#5), 2 Petrus 3:6 (#1), 2 Petrus 3:6 (#2), 2 Petrus 3:6 (#3), 2 Petrus 3:6 (#4), 2 Petrus 3:7 (#1), 2 Petrus 3:7 (#2), 2 Petrus 3:7 (#3), 2 Petrus 3:7 (#4), 2 Petrus 3:7 (#5), 2 Petrus 3:7 (#6), 2 Petrus 3:7 (#7), 2 Petrus 3:7 (#8), 2 Petrus 3:7 (#9), 2 Petrus 3:8 (#1), 2 Petrus 3:8 (#2), 2 Petrus 3:8 (#3), 2 Petrus 3:9 (#1), 2 Petrus 3:9 (#2), 2 Petrus 3:9 (#3), 2 Petrus 3:9 (#4), 2 Petrus 3:9 (#5), 2 Petrus 3:9 (#6), 2 Petrus 3:10 (#1), 2 Petrus 3:10 (#2), 2 Petrus 3:10 (#3), 2 Petrus 3:10 (#4), 2 Petrus 3:10 (#5), 2 Petrus 3:10 (#6), 2 Petrus 3:10 (#7), 2 Petrus 3:10 (#8), 2 Petrus 3:10 (#9), 2 Petrus 3:11 (#1), 2 Petrus 3:11 (#2), 2 Petrus 3:11 (#3), 2 Petrus 3:11 (#4), 2 Petrus 3:11 (#5), 2 Petrus 3:12 (#1), 2 Petrus 3:12 (#2), 2 Petrus 3:12 (#3), 2 Petrus 3:12 (#4), 2 Petrus 3:12 (#5), 2 Petrus 3:12 (#6), 2 Petrus 3:13 (#1), 2 Petrus 3:13 (#2), 2 Petrus 3:13 (#3), 2 Petrus 3:13 (#4), 2 Petrus 3:13 (#5), 2 Petrus 3:14 (#1), 2 Petrus 3:14 (#2), 2 Petrus 3:14 (#3), 2 Petrus 3:14 (#4), 2 Petrus 3:14 (#5), 2 Petrus 3:14 (#6), 2 Petrus 3:14 (#7), 2 Petrus 3:15 (#1), 2 Petrus 3:15 (#2), 2 Petrus 3:15 (#3), 2 Petrus 3:15 (#4), 2 Petrus 3:15 (#5), 2 Petrus 3:15 (#6), 2 Petrus 3:16 (#1), 2 Petrus 3:16 (#2), 2 Petrus 3:16 (#3), 2 Petrus 3:16 (#4), 2 Petrus 3:16 (#5), 2 Petrus 3:16 (#6), 2 Petrus 3:16 (#7), 2 Petrus 3:17 (#1), 2 Petrus 3:17 (#2), 2 Petrus 3:17 (#3), 2 Petrus 3:17 (#4), 2 Petrus 3:17 (#5), 2 Petrus 3:17 (#6), 2 Petrus 3:17 (#7), 2 Petrus 3:17 (#8), 2 Petrus 3:17 (#9), 2 Petrus 3:18 (#1), 2 Petrus 3:18 (#2), 2 Petrus 3:18 (#3), 2 Petrus 3:18 (#4), 2 Petrus 3:18 (#5), 2 Petrus 3:18 (#6), 2 Petrus 3:18 (#7)</w:t>
       </w:r>
       <w:r>
         <w:rPr>

--- a/ind/docx/61.content.docx
+++ b/ind/docx/61.content.docx
@@ -19,7 +19,7 @@
         <w:rPr>
           <w:lang w:val="id_ID" w:bidi="id_ID"/>
         </w:rPr>
-        <w:t>Resource: Catatan Terjemahan (unfoldingWord)</w:t>
+        <w:t>Resource: unfoldingWord® Translation Notes</w:t>
       </w:r>
       <w:r>
         <w:rPr>
@@ -90,7 +90,7 @@
         <w:rPr>
           <w:lang w:val="id_ID" w:bidi="id_ID"/>
         </w:rPr>
-        <w:t>Catatan Terjemahan (unfoldingWord)</w:t>
+        <w:t>unfoldingWord® Translation Notes</w:t>
       </w:r>
     </w:p>
     <w:p>

--- a/ind/docx/61.content.docx
+++ b/ind/docx/61.content.docx
@@ -3475,7 +3475,7 @@
           <w:b/>
           <w:lang w:val="id_ID" w:bidi="id_ID"/>
         </w:rPr>
-        <w:t>τὰ τίμια καὶ μέγιστα ἡμῖν ἐπαγγέλματα δεδώρηται,</w:t>
+        <w:t>τὰ τίμια καὶ μέγιστα ἡμῖν ἐπαγγέλματα δεδώρηται</w:t>
       </w:r>
     </w:p>
     <w:p>
@@ -5488,7 +5488,7 @@
           <w:b/>
           <w:lang w:val="id_ID" w:bidi="id_ID"/>
         </w:rPr>
-        <w:t>ἐν δὲ τῇ ὑπομονῇ τὴν εὐσέβειαν,</w:t>
+        <w:t>ἐν δὲ τῇ ὑπομονῇ τὴν εὐσέβειαν</w:t>
       </w:r>
     </w:p>
     <w:p>
@@ -7505,7 +7505,7 @@
           <w:b/>
           <w:lang w:val="id_ID" w:bidi="id_ID"/>
         </w:rPr>
-        <w:t>τοῦ καθαρισμοῦ τῶν πάλαι αὐτοῦ ἁμαρτιῶν.</w:t>
+        <w:t>τοῦ καθαρισμοῦ τῶν πάλαι αὐτοῦ ἁμαρτιῶν</w:t>
       </w:r>
     </w:p>
     <w:p>
@@ -14818,7 +14818,7 @@
           <w:b/>
           <w:lang w:val="id_ID" w:bidi="id_ID"/>
         </w:rPr>
-        <w:t>αἱρέσεις ἀπωλείας,</w:t>
+        <w:t>αἱρέσεις ἀπωλείας</w:t>
       </w:r>
     </w:p>
     <w:p>
@@ -27777,7 +27777,7 @@
           <w:b/>
           <w:lang w:val="id_ID" w:bidi="id_ID"/>
         </w:rPr>
-        <w:t>Βαλαὰμ &amp; Βοσὸρ</w:t>
+        <w:t>τοῦ Βαλαὰμ τοῦ Βοσὸρ</w:t>
       </w:r>
     </w:p>
     <w:p>
@@ -30460,7 +30460,7 @@
           <w:b/>
           <w:lang w:val="id_ID" w:bidi="id_ID"/>
         </w:rPr>
-        <w:t>αὐτοὶ δοῦλοι ὑπάρχοντες τῆς φθορᾶς;</w:t>
+        <w:t>αὐτοὶ δοῦλοι ὑπάρχοντες τῆς φθορᾶς</w:t>
       </w:r>
     </w:p>
     <w:p>
@@ -35710,7 +35710,7 @@
           <w:b/>
           <w:lang w:val="id_ID" w:bidi="id_ID"/>
         </w:rPr>
-        <w:t>ποῦ ἐστιν ἡ ἐπαγγελία τῆς παρουσίας αὐτοῦ?</w:t>
+        <w:t>ποῦ ἐστιν ἡ ἐπαγγελία τῆς παρουσίας αὐτοῦ</w:t>
       </w:r>
     </w:p>
     <w:p>
@@ -35793,7 +35793,7 @@
           <w:b/>
           <w:lang w:val="id_ID" w:bidi="id_ID"/>
         </w:rPr>
-        <w:t>ποῦ ἐστιν ἡ ἐπαγγελία τῆς παρουσίας αὐτοῦ?</w:t>
+        <w:t>ποῦ ἐστιν ἡ ἐπαγγελία τῆς παρουσίας αὐτοῦ</w:t>
       </w:r>
     </w:p>
     <w:p>
@@ -40062,7 +40062,7 @@
           <w:b/>
           <w:lang w:val="id_ID" w:bidi="id_ID"/>
         </w:rPr>
-        <w:t>ποταποὺς δεῖ ὑπάρχειν ὑμᾶς?</w:t>
+        <w:t>ποταποὺς δεῖ ὑπάρχειν ὑμᾶς</w:t>
       </w:r>
     </w:p>
     <w:p>

--- a/ind/docx/61.content.docx
+++ b/ind/docx/61.content.docx
@@ -380,6 +380,21 @@
       </w:r>
       <w:r>
         <w:rPr>
+          <w:b/>
+          <w:lang w:val="id_ID" w:bidi="id_ID"/>
+        </w:rPr>
+        <w:t>δοῦλος καὶ ἀπόστολος Ἰησοῦ Χριστοῦ</w:t>
+      </w:r>
+    </w:p>
+    <w:p>
+      <w:pPr/>
+      <w:r>
+        <w:rPr>
+          <w:lang w:val="id_ID" w:bidi="id_ID"/>
+        </w:rPr>
+      </w:r>
+      <w:r>
+        <w:rPr>
           <w:lang w:val="id_ID" w:bidi="id_ID"/>
         </w:rPr>
         <w:t xml:space="preserve">Frasa ini memberikan informasi lebih lanjut tentang Simon Petrus. Ia menggambarkan dirinya sebagai seorang </w:t>
@@ -557,6 +572,21 @@
       </w:r>
       <w:r>
         <w:rPr>
+          <w:b/>
+          <w:lang w:val="id_ID" w:bidi="id_ID"/>
+        </w:rPr>
+        <w:t>τοῖς ἰσότιμον ἡμῖν λαχοῦσιν πίστιν</w:t>
+      </w:r>
+    </w:p>
+    <w:p>
+      <w:pPr/>
+      <w:r>
+        <w:rPr>
+          <w:lang w:val="id_ID" w:bidi="id_ID"/>
+        </w:rPr>
+      </w:r>
+      <w:r>
+        <w:rPr>
           <w:lang w:val="id_ID" w:bidi="id_ID"/>
         </w:rPr>
         <w:t xml:space="preserve">Bahwa orang-orang ini telah </w:t>
@@ -638,6 +668,21 @@
       </w:r>
       <w:r>
         <w:rPr>
+          <w:b/>
+          <w:lang w:val="id_ID" w:bidi="id_ID"/>
+        </w:rPr>
+        <w:t>τοῖς ἰσότιμον &amp; λαχοῦσιν πίστιν</w:t>
+      </w:r>
+    </w:p>
+    <w:p>
+      <w:pPr/>
+      <w:r>
+        <w:rPr>
+          <w:lang w:val="id_ID" w:bidi="id_ID"/>
+        </w:rPr>
+      </w:r>
+      <w:r>
+        <w:rPr>
           <w:lang w:val="id_ID" w:bidi="id_ID"/>
         </w:rPr>
         <w:t xml:space="preserve">Jika itu akan membantu dalam bahasa Anda, Anda dapat mengekspresikan ide di balik kata benda abstrak </w:t>
@@ -815,6 +860,21 @@
       </w:r>
       <w:r>
         <w:rPr>
+          <w:b/>
+          <w:lang w:val="id_ID" w:bidi="id_ID"/>
+        </w:rPr>
+        <w:t>ἐν δικαιοσύνῃ</w:t>
+      </w:r>
+    </w:p>
+    <w:p>
+      <w:pPr/>
+      <w:r>
+        <w:rPr>
+          <w:lang w:val="id_ID" w:bidi="id_ID"/>
+        </w:rPr>
+      </w:r>
+      <w:r>
+        <w:rPr>
           <w:lang w:val="id_ID" w:bidi="id_ID"/>
         </w:rPr>
         <w:t xml:space="preserve">Kata </w:t>
@@ -1055,6 +1115,21 @@
       </w:r>
       <w:r>
         <w:rPr>
+          <w:b/>
+          <w:lang w:val="id_ID" w:bidi="id_ID"/>
+        </w:rPr>
+        <w:t>χάρις &amp; καὶ εἰρήνη πληθυνθείη</w:t>
+      </w:r>
+    </w:p>
+    <w:p>
+      <w:pPr/>
+      <w:r>
+        <w:rPr>
+          <w:lang w:val="id_ID" w:bidi="id_ID"/>
+        </w:rPr>
+      </w:r>
+      <w:r>
+        <w:rPr>
           <w:lang w:val="id_ID" w:bidi="id_ID"/>
         </w:rPr>
         <w:t xml:space="preserve">Tuhanlah yang akan memberikan </w:t>
@@ -1450,6 +1525,21 @@
       </w:r>
       <w:r>
         <w:rPr>
+          <w:b/>
+          <w:lang w:val="id_ID" w:bidi="id_ID"/>
+        </w:rPr>
+        <w:t>ἐν ἐπιγνώσει τοῦ Θεοῦ, καὶ Ἰησοῦ τοῦ Κυρίου ἡμῶν</w:t>
+      </w:r>
+    </w:p>
+    <w:p>
+      <w:pPr/>
+      <w:r>
+        <w:rPr>
+          <w:lang w:val="id_ID" w:bidi="id_ID"/>
+        </w:rPr>
+      </w:r>
+      <w:r>
+        <w:rPr>
           <w:lang w:val="id_ID" w:bidi="id_ID"/>
         </w:rPr>
         <w:t xml:space="preserve">Jika Anda tidak menggunakan kata benda abstrak di sini, Anda dapat menerjemahkan </w:t>
@@ -1531,6 +1621,21 @@
       </w:r>
       <w:r>
         <w:rPr>
+          <w:b/>
+          <w:lang w:val="id_ID" w:bidi="id_ID"/>
+        </w:rPr>
+        <w:t>ἐν ἐπιγνώσει τοῦ Θεοῦ, καὶ Ἰησοῦ τοῦ Κυρίου ἡμῶν</w:t>
+      </w:r>
+    </w:p>
+    <w:p>
+      <w:pPr/>
+      <w:r>
+        <w:rPr>
+          <w:lang w:val="id_ID" w:bidi="id_ID"/>
+        </w:rPr>
+      </w:r>
+      <w:r>
+        <w:rPr>
           <w:lang w:val="id_ID" w:bidi="id_ID"/>
         </w:rPr>
         <w:t>Ini dapat berarti: (1) “karena mengenal Allah dan Yesus Tuhan kita” atau (2) “karena mengenal Allah dan Yesus Tuhan kita.”</w:t>
@@ -1664,6 +1769,21 @@
         <w:rPr>
           <w:lang w:val="id_ID" w:bidi="id_ID"/>
         </w:rPr>
+      </w:r>
+    </w:p>
+    <w:p>
+      <w:pPr/>
+      <w:r>
+        <w:rPr>
+          <w:lang w:val="id_ID" w:bidi="id_ID"/>
+        </w:rPr>
+      </w:r>
+      <w:r>
+        <w:rPr>
+          <w:b/>
+          <w:lang w:val="id_ID" w:bidi="id_ID"/>
+        </w:rPr>
+        <w:t>ὡς &amp; ἡμῖν τῆς θείας δυνάμεως αὐτοῦ &amp; δεδωρημένης</w:t>
       </w:r>
     </w:p>
     <w:p>
@@ -1774,6 +1894,21 @@
       </w:r>
       <w:r>
         <w:rPr>
+          <w:b/>
+          <w:lang w:val="id_ID" w:bidi="id_ID"/>
+        </w:rPr>
+        <w:t>ἡμῖν</w:t>
+      </w:r>
+    </w:p>
+    <w:p>
+      <w:pPr/>
+      <w:r>
+        <w:rPr>
+          <w:lang w:val="id_ID" w:bidi="id_ID"/>
+        </w:rPr>
+      </w:r>
+      <w:r>
+        <w:rPr>
           <w:lang w:val="id_ID" w:bidi="id_ID"/>
         </w:rPr>
         <w:t xml:space="preserve">Di sini, </w:t>
@@ -2252,6 +2387,21 @@
       </w:r>
       <w:r>
         <w:rPr>
+          <w:b/>
+          <w:lang w:val="id_ID" w:bidi="id_ID"/>
+        </w:rPr>
+        <w:t>πρὸς ζωὴν καὶ εὐσέβειαν</w:t>
+      </w:r>
+    </w:p>
+    <w:p>
+      <w:pPr/>
+      <w:r>
+        <w:rPr>
+          <w:lang w:val="id_ID" w:bidi="id_ID"/>
+        </w:rPr>
+      </w:r>
+      <w:r>
+        <w:rPr>
           <w:lang w:val="id_ID" w:bidi="id_ID"/>
         </w:rPr>
         <w:t xml:space="preserve">Di sini, </w:t>
@@ -2518,6 +2668,21 @@
       </w:r>
       <w:r>
         <w:rPr>
+          <w:b/>
+          <w:lang w:val="id_ID" w:bidi="id_ID"/>
+        </w:rPr>
+        <w:t>διὰ τῆς ἐπιγνώσεως τοῦ καλέσαντος ἡμᾶς</w:t>
+      </w:r>
+    </w:p>
+    <w:p>
+      <w:pPr/>
+      <w:r>
+        <w:rPr>
+          <w:lang w:val="id_ID" w:bidi="id_ID"/>
+        </w:rPr>
+      </w:r>
+      <w:r>
+        <w:rPr>
           <w:lang w:val="id_ID" w:bidi="id_ID"/>
         </w:rPr>
         <w:t xml:space="preserve">Jika akan membantu dalam bahasa Anda, Anda dapat mengekspresikan kata benda abstrak </w:t>
@@ -2599,6 +2764,21 @@
       </w:r>
       <w:r>
         <w:rPr>
+          <w:b/>
+          <w:lang w:val="id_ID" w:bidi="id_ID"/>
+        </w:rPr>
+        <w:t>τοῦ καλέσαντος ἡμᾶς</w:t>
+      </w:r>
+    </w:p>
+    <w:p>
+      <w:pPr/>
+      <w:r>
+        <w:rPr>
+          <w:lang w:val="id_ID" w:bidi="id_ID"/>
+        </w:rPr>
+      </w:r>
+      <w:r>
+        <w:rPr>
           <w:lang w:val="id_ID" w:bidi="id_ID"/>
         </w:rPr>
         <w:t>Frasa ini dapat merujuk pada: (1) Tuhan. Terjemahan alternatif: “dari Allah, yang telah memanggil kita” (2) Yesus. Terjemahan alternatif: “dari Yesus, yang telah memanggil kita”</w:t>
@@ -2743,6 +2923,21 @@
       </w:r>
       <w:r>
         <w:rPr>
+          <w:b/>
+          <w:lang w:val="id_ID" w:bidi="id_ID"/>
+        </w:rPr>
+        <w:t>διὰ δόξης καὶ ἀρετῆς</w:t>
+      </w:r>
+    </w:p>
+    <w:p>
+      <w:pPr/>
+      <w:r>
+        <w:rPr>
+          <w:lang w:val="id_ID" w:bidi="id_ID"/>
+        </w:rPr>
+      </w:r>
+      <w:r>
+        <w:rPr>
           <w:lang w:val="id_ID" w:bidi="id_ID"/>
         </w:rPr>
         <w:t xml:space="preserve">Di sini, </w:t>
@@ -3277,6 +3472,21 @@
       </w:r>
       <w:r>
         <w:rPr>
+          <w:b/>
+          <w:lang w:val="id_ID" w:bidi="id_ID"/>
+        </w:rPr>
+        <w:t>τὰ τίμια καὶ μέγιστα ἡμῖν ἐπαγγέλματα δεδώρηται</w:t>
+      </w:r>
+    </w:p>
+    <w:p>
+      <w:pPr/>
+      <w:r>
+        <w:rPr>
+          <w:lang w:val="id_ID" w:bidi="id_ID"/>
+        </w:rPr>
+      </w:r>
+      <w:r>
+        <w:rPr>
           <w:lang w:val="id_ID" w:bidi="id_ID"/>
         </w:rPr>
         <w:t xml:space="preserve">Jika akan membantu dalam bahasa Anda, Anda dapat mengekspresikan ide di balik kata benda abstrak </w:t>
@@ -3358,6 +3568,21 @@
       </w:r>
       <w:r>
         <w:rPr>
+          <w:b/>
+          <w:lang w:val="id_ID" w:bidi="id_ID"/>
+        </w:rPr>
+        <w:t>ἵνα διὰ τούτων γένησθε θείας κοινωνοὶ φύσεως</w:t>
+      </w:r>
+    </w:p>
+    <w:p>
+      <w:pPr/>
+      <w:r>
+        <w:rPr>
+          <w:lang w:val="id_ID" w:bidi="id_ID"/>
+        </w:rPr>
+      </w:r>
+      <w:r>
+        <w:rPr>
           <w:lang w:val="id_ID" w:bidi="id_ID"/>
         </w:rPr>
         <w:t>Ini adalah sebuah anak kalimat tujuan. Petrus sedang menyatakan tujuan yang telah Allah berikan kepada kita janji-janji yang berharga dan agung. Dalam terjemahan Anda, ikuti konvensi bahasa Anda untuk klausa tujuan. Terjemahan alternatif (tanpa tanda koma di depannya): “supaya melalui mereka kamu dapat mengambil bagian dalam kodrat ilahi”</w:t>
@@ -4243,6 +4468,21 @@
       </w:r>
       <w:r>
         <w:rPr>
+          <w:b/>
+          <w:lang w:val="id_ID" w:bidi="id_ID"/>
+        </w:rPr>
+        <w:t>σπουδὴν πᾶσαν παρεισενέγκαντες</w:t>
+      </w:r>
+    </w:p>
+    <w:p>
+      <w:pPr/>
+      <w:r>
+        <w:rPr>
+          <w:lang w:val="id_ID" w:bidi="id_ID"/>
+        </w:rPr>
+      </w:r>
+      <w:r>
+        <w:rPr>
           <w:lang w:val="id_ID" w:bidi="id_ID"/>
         </w:rPr>
         <w:t xml:space="preserve">Di sini, </w:t>
@@ -5771,6 +6011,21 @@
         <w:rPr>
           <w:lang w:val="id_ID" w:bidi="id_ID"/>
         </w:rPr>
+      </w:r>
+    </w:p>
+    <w:p>
+      <w:pPr/>
+      <w:r>
+        <w:rPr>
+          <w:lang w:val="id_ID" w:bidi="id_ID"/>
+        </w:rPr>
+      </w:r>
+      <w:r>
+        <w:rPr>
+          <w:b/>
+          <w:lang w:val="id_ID" w:bidi="id_ID"/>
+        </w:rPr>
+        <w:t>ταῦτα γὰρ ὑμῖν ὑπάρχοντα καὶ πλεονάζοντα</w:t>
       </w:r>
     </w:p>
     <w:p>
@@ -5881,6 +6136,21 @@
       </w:r>
       <w:r>
         <w:rPr>
+          <w:b/>
+          <w:lang w:val="id_ID" w:bidi="id_ID"/>
+        </w:rPr>
+        <w:t>ταῦτα γὰρ ὑμῖν ὑπάρχοντα καὶ πλεονάζοντα, οὐκ ἀργοὺς οὐδὲ ἀκάρπους καθίστησιν</w:t>
+      </w:r>
+    </w:p>
+    <w:p>
+      <w:pPr/>
+      <w:r>
+        <w:rPr>
+          <w:lang w:val="id_ID" w:bidi="id_ID"/>
+        </w:rPr>
+      </w:r>
+      <w:r>
+        <w:rPr>
           <w:lang w:val="id_ID" w:bidi="id_ID"/>
         </w:rPr>
         <w:t>Peter sedang menggambarkan situasi bersyarat. Jika dalam bahasa Anda, Anda dapat mengungkapkannya seperti itu. Terjemahan alternatif: “Sebab jika hal-hal ini ada dan bertambah di dalam kamu, maka semuanya itu akan menyebabkan kamu giat dan berhasil”</w:t>
@@ -6146,6 +6416,21 @@
       </w:r>
       <w:r>
         <w:rPr>
+          <w:b/>
+          <w:lang w:val="id_ID" w:bidi="id_ID"/>
+        </w:rPr>
+        <w:t>οὐκ ἀργοὺς οὐδὲ ἀκάρπους καθίστησιν</w:t>
+      </w:r>
+    </w:p>
+    <w:p>
+      <w:pPr/>
+      <w:r>
+        <w:rPr>
+          <w:lang w:val="id_ID" w:bidi="id_ID"/>
+        </w:rPr>
+      </w:r>
+      <w:r>
+        <w:rPr>
           <w:lang w:val="id_ID" w:bidi="id_ID"/>
         </w:rPr>
         <w:t>Jika bahasa Anda tidak menggunakan bentuk pasif ini, Anda dapat menyatakannya dalam bentuk positif. Terjemahan alternatif: “menyebabkan kamu menghasilkan dan berbuah”</w:t>
@@ -6338,6 +6623,21 @@
         <w:rPr>
           <w:lang w:val="id_ID" w:bidi="id_ID"/>
         </w:rPr>
+      </w:r>
+    </w:p>
+    <w:p>
+      <w:pPr/>
+      <w:r>
+        <w:rPr>
+          <w:lang w:val="id_ID" w:bidi="id_ID"/>
+        </w:rPr>
+      </w:r>
+      <w:r>
+        <w:rPr>
+          <w:b/>
+          <w:lang w:val="id_ID" w:bidi="id_ID"/>
+        </w:rPr>
+        <w:t>εἰς τὴν τοῦ Κυρίου ἡμῶν, Ἰησοῦ Χριστοῦ, ἐπίγνωσιν</w:t>
       </w:r>
     </w:p>
     <w:p>
@@ -6556,6 +6856,21 @@
       </w:r>
       <w:r>
         <w:rPr>
+          <w:b/>
+          <w:lang w:val="id_ID" w:bidi="id_ID"/>
+        </w:rPr>
+        <w:t>ᾧ &amp; μὴ πάρεστιν ταῦτα, τυφλός ἐστιν</w:t>
+      </w:r>
+    </w:p>
+    <w:p>
+      <w:pPr/>
+      <w:r>
+        <w:rPr>
+          <w:lang w:val="id_ID" w:bidi="id_ID"/>
+        </w:rPr>
+      </w:r>
+      <w:r>
+        <w:rPr>
           <w:lang w:val="id_ID" w:bidi="id_ID"/>
         </w:rPr>
         <w:t xml:space="preserve">Di sini, </w:t>
@@ -6995,6 +7310,21 @@
       </w:r>
       <w:r>
         <w:rPr>
+          <w:b/>
+          <w:lang w:val="id_ID" w:bidi="id_ID"/>
+        </w:rPr>
+        <w:t>λήθην λαβὼν τοῦ καθαρισμοῦ</w:t>
+      </w:r>
+    </w:p>
+    <w:p>
+      <w:pPr/>
+      <w:r>
+        <w:rPr>
+          <w:lang w:val="id_ID" w:bidi="id_ID"/>
+        </w:rPr>
+      </w:r>
+      <w:r>
+        <w:rPr>
           <w:lang w:val="id_ID" w:bidi="id_ID"/>
         </w:rPr>
         <w:t xml:space="preserve">Jika akan membantu dalam bahasa Anda, Anda dapat mengekspresikan ide di balik kata benda abstrak </w:t>
@@ -7076,6 +7406,21 @@
       </w:r>
       <w:r>
         <w:rPr>
+          <w:b/>
+          <w:lang w:val="id_ID" w:bidi="id_ID"/>
+        </w:rPr>
+        <w:t>τοῦ καθαρισμοῦ τῶν πάλαι αὐτοῦ ἁμαρτιῶν</w:t>
+      </w:r>
+    </w:p>
+    <w:p>
+      <w:pPr/>
+      <w:r>
+        <w:rPr>
+          <w:lang w:val="id_ID" w:bidi="id_ID"/>
+        </w:rPr>
+      </w:r>
+      <w:r>
+        <w:rPr>
           <w:lang w:val="id_ID" w:bidi="id_ID"/>
         </w:rPr>
         <w:t xml:space="preserve">Jika akan membantu dalam bahasa Anda, Anda dapat mengekspresikan ide di balik kata benda abstrak </w:t>
@@ -7146,6 +7491,21 @@
         <w:rPr>
           <w:lang w:val="id_ID" w:bidi="id_ID"/>
         </w:rPr>
+      </w:r>
+    </w:p>
+    <w:p>
+      <w:pPr/>
+      <w:r>
+        <w:rPr>
+          <w:lang w:val="id_ID" w:bidi="id_ID"/>
+        </w:rPr>
+      </w:r>
+      <w:r>
+        <w:rPr>
+          <w:b/>
+          <w:lang w:val="id_ID" w:bidi="id_ID"/>
+        </w:rPr>
+        <w:t>τοῦ καθαρισμοῦ τῶν πάλαι αὐτοῦ ἁμαρτιῶν</w:t>
       </w:r>
     </w:p>
     <w:p>
@@ -7780,6 +8140,21 @@
       </w:r>
       <w:r>
         <w:rPr>
+          <w:b/>
+          <w:lang w:val="id_ID" w:bidi="id_ID"/>
+        </w:rPr>
+        <w:t>ταῦτα γὰρ ποιοῦντες οὐ μὴ πταίσητέ ποτε</w:t>
+      </w:r>
+    </w:p>
+    <w:p>
+      <w:pPr/>
+      <w:r>
+        <w:rPr>
+          <w:lang w:val="id_ID" w:bidi="id_ID"/>
+        </w:rPr>
+      </w:r>
+      <w:r>
+        <w:rPr>
           <w:lang w:val="id_ID" w:bidi="id_ID"/>
         </w:rPr>
         <w:t>Peter sedang menggambarkan situasi bersyarat. Jika dalam bahasa Anda, Anda dapat mengungkapkannya seperti itu. Terjemahan alternatif: “Sebab jikalau kamu melakukan hal-hal ini, kamu tidak akan pernah tersandung lagi”</w:t>
@@ -7837,6 +8212,21 @@
         <w:rPr>
           <w:lang w:val="id_ID" w:bidi="id_ID"/>
         </w:rPr>
+      </w:r>
+    </w:p>
+    <w:p>
+      <w:pPr/>
+      <w:r>
+        <w:rPr>
+          <w:lang w:val="id_ID" w:bidi="id_ID"/>
+        </w:rPr>
+      </w:r>
+      <w:r>
+        <w:rPr>
+          <w:b/>
+          <w:lang w:val="id_ID" w:bidi="id_ID"/>
+        </w:rPr>
+        <w:t>οὐ μὴ πταίσητέ ποτε</w:t>
       </w:r>
     </w:p>
     <w:p>
@@ -8245,6 +8635,21 @@
       </w:r>
       <w:r>
         <w:rPr>
+          <w:b/>
+          <w:lang w:val="id_ID" w:bidi="id_ID"/>
+        </w:rPr>
+        <w:t>πλουσίως ἐπιχορηγηθήσεται ὑμῖν ἡ εἴσοδος εἰς τὴν αἰώνιον βασιλείαν</w:t>
+      </w:r>
+    </w:p>
+    <w:p>
+      <w:pPr/>
+      <w:r>
+        <w:rPr>
+          <w:lang w:val="id_ID" w:bidi="id_ID"/>
+        </w:rPr>
+      </w:r>
+      <w:r>
+        <w:rPr>
           <w:lang w:val="id_ID" w:bidi="id_ID"/>
         </w:rPr>
         <w:t>Jika bahasa Anda tidak menggunakan bentuk pasif ini, Anda dapat mengekspresikannya dengan bentuk aktif. Terjemahan alternatif: “Allah akan dengan berlimpah memberikan kepadamu jalan masuk ke dalam kerajaan yang kekal”</w:t>
@@ -8302,6 +8707,21 @@
         <w:rPr>
           <w:lang w:val="id_ID" w:bidi="id_ID"/>
         </w:rPr>
+      </w:r>
+    </w:p>
+    <w:p>
+      <w:pPr/>
+      <w:r>
+        <w:rPr>
+          <w:lang w:val="id_ID" w:bidi="id_ID"/>
+        </w:rPr>
+      </w:r>
+      <w:r>
+        <w:rPr>
+          <w:b/>
+          <w:lang w:val="id_ID" w:bidi="id_ID"/>
+        </w:rPr>
+        <w:t>εἰς τὴν αἰώνιον βασιλείαν τοῦ Κυρίου ἡμῶν καὶ Σωτῆρος, Ἰησοῦ Χριστοῦ</w:t>
       </w:r>
     </w:p>
     <w:p>
@@ -8627,6 +9047,21 @@
       </w:r>
       <w:r>
         <w:rPr>
+          <w:b/>
+          <w:lang w:val="id_ID" w:bidi="id_ID"/>
+        </w:rPr>
+        <w:t>ἐστηριγμένους ἐν</w:t>
+      </w:r>
+    </w:p>
+    <w:p>
+      <w:pPr/>
+      <w:r>
+        <w:rPr>
+          <w:lang w:val="id_ID" w:bidi="id_ID"/>
+        </w:rPr>
+      </w:r>
+      <w:r>
+        <w:rPr>
           <w:lang w:val="id_ID" w:bidi="id_ID"/>
         </w:rPr>
         <w:t>Jika bahasa Anda tidak menggunakan bentuk pasif ini, Anda dapat mengekspresikannya dengan bentuk aktif. Terjemahan alternatif: “Anda belajar dengan baik”</w:t>
@@ -8695,6 +9130,21 @@
       </w:r>
       <w:r>
         <w:rPr>
+          <w:b/>
+          <w:lang w:val="id_ID" w:bidi="id_ID"/>
+        </w:rPr>
+        <w:t>ἐστηριγμένους ἐν τῇ παρούσῃ ἀληθείᾳ</w:t>
+      </w:r>
+    </w:p>
+    <w:p>
+      <w:pPr/>
+      <w:r>
+        <w:rPr>
+          <w:lang w:val="id_ID" w:bidi="id_ID"/>
+        </w:rPr>
+      </w:r>
+      <w:r>
+        <w:rPr>
           <w:lang w:val="id_ID" w:bidi="id_ID"/>
         </w:rPr>
         <w:t xml:space="preserve">Di sini, </w:t>
@@ -8765,6 +9215,21 @@
         <w:rPr>
           <w:lang w:val="id_ID" w:bidi="id_ID"/>
         </w:rPr>
+      </w:r>
+    </w:p>
+    <w:p>
+      <w:pPr/>
+      <w:r>
+        <w:rPr>
+          <w:lang w:val="id_ID" w:bidi="id_ID"/>
+        </w:rPr>
+      </w:r>
+      <w:r>
+        <w:rPr>
+          <w:b/>
+          <w:lang w:val="id_ID" w:bidi="id_ID"/>
+        </w:rPr>
+        <w:t>ἐν τῇ παρούσῃ ἀληθείᾳ</w:t>
       </w:r>
     </w:p>
     <w:p>
@@ -9521,6 +9986,21 @@
       </w:r>
       <w:r>
         <w:rPr>
+          <w:b/>
+          <w:lang w:val="id_ID" w:bidi="id_ID"/>
+        </w:rPr>
+        <w:t>ταχινή ἐστιν ἡ ἀπόθεσις τοῦ σκηνώματός μου</w:t>
+      </w:r>
+    </w:p>
+    <w:p>
+      <w:pPr/>
+      <w:r>
+        <w:rPr>
+          <w:lang w:val="id_ID" w:bidi="id_ID"/>
+        </w:rPr>
+      </w:r>
+      <w:r>
+        <w:rPr>
           <w:lang w:val="id_ID" w:bidi="id_ID"/>
         </w:rPr>
         <w:t xml:space="preserve">Petrus berbicara tentang tubuhnya seolah-olah tubuh itu adalah </w:t>
@@ -9605,6 +10085,21 @@
           <w:b/>
           <w:lang w:val="id_ID" w:bidi="id_ID"/>
         </w:rPr>
+        <w:t>ταχινή ἐστιν ἡ ἀπόθεσις τοῦ σκηνώματός μου</w:t>
+      </w:r>
+    </w:p>
+    <w:p>
+      <w:pPr/>
+      <w:r>
+        <w:rPr>
+          <w:lang w:val="id_ID" w:bidi="id_ID"/>
+        </w:rPr>
+      </w:r>
+      <w:r>
+        <w:rPr>
+          <w:b/>
+          <w:lang w:val="id_ID" w:bidi="id_ID"/>
+        </w:rPr>
         <w:t>Menanggalkan kemah</w:t>
       </w:r>
       <w:r>
@@ -9677,6 +10172,21 @@
       </w:r>
       <w:r>
         <w:rPr>
+          <w:b/>
+          <w:lang w:val="id_ID" w:bidi="id_ID"/>
+        </w:rPr>
+        <w:t>καθὼς καὶ ὁ Κύριος ἡμῶν, Ἰησοῦς Χριστὸς, ἐδήλωσέν μοι</w:t>
+      </w:r>
+    </w:p>
+    <w:p>
+      <w:pPr/>
+      <w:r>
+        <w:rPr>
+          <w:lang w:val="id_ID" w:bidi="id_ID"/>
+        </w:rPr>
+      </w:r>
+      <w:r>
+        <w:rPr>
           <w:lang w:val="id_ID" w:bidi="id_ID"/>
         </w:rPr>
         <w:t>Catatan kaki yang disarankan: “Petrus mungkin mengacu pada apa yang dikatakan Yesus kepadanya, seperti yang dicatat dalam Yohanes 21:18–19.”</w:t>
@@ -9804,6 +10314,21 @@
         <w:rPr>
           <w:lang w:val="id_ID" w:bidi="id_ID"/>
         </w:rPr>
+      </w:r>
+    </w:p>
+    <w:p>
+      <w:pPr/>
+      <w:r>
+        <w:rPr>
+          <w:lang w:val="id_ID" w:bidi="id_ID"/>
+        </w:rPr>
+      </w:r>
+      <w:r>
+        <w:rPr>
+          <w:b/>
+          <w:lang w:val="id_ID" w:bidi="id_ID"/>
+        </w:rPr>
+        <w:t>ἑκάστοτε, ἔχειν ὑμᾶς &amp; τὴν τούτων μνήμην ποιεῖσθαι</w:t>
       </w:r>
     </w:p>
     <w:p>
@@ -10238,6 +10763,21 @@
       </w:r>
       <w:r>
         <w:rPr>
+          <w:b/>
+          <w:lang w:val="id_ID" w:bidi="id_ID"/>
+        </w:rPr>
+        <w:t>οὐ &amp; ἐγνωρίσαμεν</w:t>
+      </w:r>
+    </w:p>
+    <w:p>
+      <w:pPr/>
+      <w:r>
+        <w:rPr>
+          <w:lang w:val="id_ID" w:bidi="id_ID"/>
+        </w:rPr>
+      </w:r>
+      <w:r>
+        <w:rPr>
           <w:lang w:val="id_ID" w:bidi="id_ID"/>
         </w:rPr>
         <w:t xml:space="preserve">Di sini, </w:t>
@@ -10491,6 +11031,21 @@
       </w:r>
       <w:r>
         <w:rPr>
+          <w:b/>
+          <w:lang w:val="id_ID" w:bidi="id_ID"/>
+        </w:rPr>
+        <w:t>τοῦ Κυρίου ἡμῶν Ἰησοῦ Χριστοῦ</w:t>
+      </w:r>
+    </w:p>
+    <w:p>
+      <w:pPr/>
+      <w:r>
+        <w:rPr>
+          <w:lang w:val="id_ID" w:bidi="id_ID"/>
+        </w:rPr>
+      </w:r>
+      <w:r>
+        <w:rPr>
           <w:lang w:val="id_ID" w:bidi="id_ID"/>
         </w:rPr>
         <w:t xml:space="preserve">Di sini, </w:t>
@@ -10624,6 +11179,21 @@
         <w:rPr>
           <w:lang w:val="id_ID" w:bidi="id_ID"/>
         </w:rPr>
+      </w:r>
+    </w:p>
+    <w:p>
+      <w:pPr/>
+      <w:r>
+        <w:rPr>
+          <w:lang w:val="id_ID" w:bidi="id_ID"/>
+        </w:rPr>
+      </w:r>
+      <w:r>
+        <w:rPr>
+          <w:b/>
+          <w:lang w:val="id_ID" w:bidi="id_ID"/>
+        </w:rPr>
+        <w:t>τῆς ἐκείνου μεγαλειότητος</w:t>
       </w:r>
     </w:p>
     <w:p>
@@ -10929,6 +11499,21 @@
           <w:b/>
           <w:lang w:val="id_ID" w:bidi="id_ID"/>
         </w:rPr>
+        <w:t>παρὰ Θεοῦ Πατρὸς</w:t>
+      </w:r>
+    </w:p>
+    <w:p>
+      <w:pPr/>
+      <w:r>
+        <w:rPr>
+          <w:lang w:val="id_ID" w:bidi="id_ID"/>
+        </w:rPr>
+      </w:r>
+      <w:r>
+        <w:rPr>
+          <w:b/>
+          <w:lang w:val="id_ID" w:bidi="id_ID"/>
+        </w:rPr>
         <w:t>Bapa</w:t>
       </w:r>
       <w:r>
@@ -11001,6 +11586,21 @@
       </w:r>
       <w:r>
         <w:rPr>
+          <w:b/>
+          <w:lang w:val="id_ID" w:bidi="id_ID"/>
+        </w:rPr>
+        <w:t>λαβὼν &amp; παρὰ Θεοῦ Πατρὸς τιμὴν καὶ δόξαν</w:t>
+      </w:r>
+    </w:p>
+    <w:p>
+      <w:pPr/>
+      <w:r>
+        <w:rPr>
+          <w:lang w:val="id_ID" w:bidi="id_ID"/>
+        </w:rPr>
+      </w:r>
+      <w:r>
+        <w:rPr>
           <w:lang w:val="id_ID" w:bidi="id_ID"/>
         </w:rPr>
         <w:t xml:space="preserve">Jika akan membantu dalam bahasa Anda, Anda dapat mengekspresikan kata benda abstrak </w:t>
@@ -11095,6 +11695,21 @@
       </w:r>
       <w:r>
         <w:rPr>
+          <w:b/>
+          <w:lang w:val="id_ID" w:bidi="id_ID"/>
+        </w:rPr>
+        <w:t>φωνῆς ἐνεχθείσης αὐτῷ τοιᾶσδε ὑπὸ τῆς Μεγαλοπρεποῦς Δόξης</w:t>
+      </w:r>
+    </w:p>
+    <w:p>
+      <w:pPr/>
+      <w:r>
+        <w:rPr>
+          <w:lang w:val="id_ID" w:bidi="id_ID"/>
+        </w:rPr>
+      </w:r>
+      <w:r>
+        <w:rPr>
           <w:lang w:val="id_ID" w:bidi="id_ID"/>
         </w:rPr>
         <w:t>Jika bahasa Anda tidak menggunakan bentuk pasif ini, Anda dapat menyatakannya dalam bentuk aktif. Terjemahan alternatif: “ketika ia mendengar suara yang datang kepadanya dari Kemuliaan yang agung” atau ‘ketika ia mendengar suara Kemuliaan yang agung berbicara kepadanya’ atau ”ketika Kemuliaan yang agung berbicara kepadanya”</w:t>
@@ -11163,6 +11778,21 @@
       </w:r>
       <w:r>
         <w:rPr>
+          <w:b/>
+          <w:lang w:val="id_ID" w:bidi="id_ID"/>
+        </w:rPr>
+        <w:t>φωνῆς ἐνεχθείσης αὐτῷ τοιᾶσδε ὑπὸ τῆς Μεγαλοπρεποῦς Δόξης</w:t>
+      </w:r>
+    </w:p>
+    <w:p>
+      <w:pPr/>
+      <w:r>
+        <w:rPr>
+          <w:lang w:val="id_ID" w:bidi="id_ID"/>
+        </w:rPr>
+      </w:r>
+      <w:r>
+        <w:rPr>
           <w:lang w:val="id_ID" w:bidi="id_ID"/>
         </w:rPr>
         <w:t>Pertimbangkan cara-cara alami untuk memperkenalkan kutipan langsung dalam bahasa Anda. Terjemahan alternatif: “suara yang demikian telah dibawa kepadanya oleh Kemuliaan yang agung, dan inilah yang difirmankan Allah”</w:t>
@@ -11513,6 +12143,21 @@
       </w:r>
       <w:r>
         <w:rPr>
+          <w:b/>
+          <w:lang w:val="id_ID" w:bidi="id_ID"/>
+        </w:rPr>
+        <w:t>μου &amp; μου &amp; ἐγὼ</w:t>
+      </w:r>
+    </w:p>
+    <w:p>
+      <w:pPr/>
+      <w:r>
+        <w:rPr>
+          <w:lang w:val="id_ID" w:bidi="id_ID"/>
+        </w:rPr>
+      </w:r>
+      <w:r>
+        <w:rPr>
           <w:lang w:val="id_ID" w:bidi="id_ID"/>
         </w:rPr>
         <w:t xml:space="preserve">Kata ganti </w:t>
@@ -11607,6 +12252,21 @@
       </w:r>
       <w:r>
         <w:rPr>
+          <w:b/>
+          <w:lang w:val="id_ID" w:bidi="id_ID"/>
+        </w:rPr>
+        <w:t>ταύτην τὴν φωνὴν ἡμεῖς ἠκούσαμεν ἐξ οὐρανοῦ, ἐνεχθεῖσαν</w:t>
+      </w:r>
+    </w:p>
+    <w:p>
+      <w:pPr/>
+      <w:r>
+        <w:rPr>
+          <w:lang w:val="id_ID" w:bidi="id_ID"/>
+        </w:rPr>
+      </w:r>
+      <w:r>
+        <w:rPr>
           <w:lang w:val="id_ID" w:bidi="id_ID"/>
         </w:rPr>
         <w:t xml:space="preserve">Dengan kata </w:t>
@@ -11677,6 +12337,21 @@
         <w:rPr>
           <w:lang w:val="id_ID" w:bidi="id_ID"/>
         </w:rPr>
+      </w:r>
+    </w:p>
+    <w:p>
+      <w:pPr/>
+      <w:r>
+        <w:rPr>
+          <w:lang w:val="id_ID" w:bidi="id_ID"/>
+        </w:rPr>
+      </w:r>
+      <w:r>
+        <w:rPr>
+          <w:b/>
+          <w:lang w:val="id_ID" w:bidi="id_ID"/>
+        </w:rPr>
+        <w:t>ἐξ οὐρανοῦ, ἐνεχθεῖσαν</w:t>
       </w:r>
     </w:p>
     <w:p>
@@ -12291,6 +12966,21 @@
       </w:r>
       <w:r>
         <w:rPr>
+          <w:b/>
+          <w:lang w:val="id_ID" w:bidi="id_ID"/>
+        </w:rPr>
+        <w:t>ᾧ καλῶς ποιεῖτε προσέχοντες</w:t>
+      </w:r>
+    </w:p>
+    <w:p>
+      <w:pPr/>
+      <w:r>
+        <w:rPr>
+          <w:lang w:val="id_ID" w:bidi="id_ID"/>
+        </w:rPr>
+      </w:r>
+      <w:r>
+        <w:rPr>
           <w:lang w:val="id_ID" w:bidi="id_ID"/>
         </w:rPr>
         <w:t xml:space="preserve">Di sini kata ganti relatif </w:t>
@@ -13402,6 +14092,21 @@
       </w:r>
       <w:r>
         <w:rPr>
+          <w:b/>
+          <w:lang w:val="id_ID" w:bidi="id_ID"/>
+        </w:rPr>
+        <w:t>οὐ &amp; θελήματι ἀνθρώπου ἠνέχθη προφητεία ποτέ</w:t>
+      </w:r>
+    </w:p>
+    <w:p>
+      <w:pPr/>
+      <w:r>
+        <w:rPr>
+          <w:lang w:val="id_ID" w:bidi="id_ID"/>
+        </w:rPr>
+      </w:r>
+      <w:r>
+        <w:rPr>
           <w:lang w:val="id_ID" w:bidi="id_ID"/>
         </w:rPr>
         <w:t>Jika bahasa Anda tidak menggunakan bentuk pasif ini, Anda dapat menyatakannya dengan bentuk aktif, dan Anda dapat menyatakan siapa yang melakukan tindakan tersebut. Terjemahan alternatif: “tidak ada nabi yang pernah bernubuat atas kehendak manusia” atau ”kehendak manusia tidak pernah menghasilkan nubuat apapun”</w:t>
@@ -13470,6 +14175,21 @@
       </w:r>
       <w:r>
         <w:rPr>
+          <w:b/>
+          <w:lang w:val="id_ID" w:bidi="id_ID"/>
+        </w:rPr>
+        <w:t>οὐ &amp; θελήματι ἀνθρώπου ἠνέχθη προφητεία ποτέ</w:t>
+      </w:r>
+    </w:p>
+    <w:p>
+      <w:pPr/>
+      <w:r>
+        <w:rPr>
+          <w:lang w:val="id_ID" w:bidi="id_ID"/>
+        </w:rPr>
+      </w:r>
+      <w:r>
+        <w:rPr>
           <w:lang w:val="id_ID" w:bidi="id_ID"/>
         </w:rPr>
         <w:t xml:space="preserve">Jika akan membantu dalam bahasa Anda, Anda dapat mengekspresikan ide di balik kata benda abstrak </w:t>
@@ -13647,6 +14367,21 @@
       </w:r>
       <w:r>
         <w:rPr>
+          <w:b/>
+          <w:lang w:val="id_ID" w:bidi="id_ID"/>
+        </w:rPr>
+        <w:t>ὑπὸ Πνεύματος Ἁγίου φερόμενοι, ἐλάλησαν ἀπὸ Θεοῦ ἄνθρωποι</w:t>
+      </w:r>
+    </w:p>
+    <w:p>
+      <w:pPr/>
+      <w:r>
+        <w:rPr>
+          <w:lang w:val="id_ID" w:bidi="id_ID"/>
+        </w:rPr>
+      </w:r>
+      <w:r>
+        <w:rPr>
           <w:lang w:val="id_ID" w:bidi="id_ID"/>
         </w:rPr>
         <w:t xml:space="preserve">Petrus berbicara tentang </w:t>
@@ -14029,6 +14764,21 @@
       </w:r>
       <w:r>
         <w:rPr>
+          <w:b/>
+          <w:lang w:val="id_ID" w:bidi="id_ID"/>
+        </w:rPr>
+        <w:t>αἱρέσεις ἀπωλείας</w:t>
+      </w:r>
+    </w:p>
+    <w:p>
+      <w:pPr/>
+      <w:r>
+        <w:rPr>
+          <w:lang w:val="id_ID" w:bidi="id_ID"/>
+        </w:rPr>
+      </w:r>
+      <w:r>
+        <w:rPr>
           <w:lang w:val="id_ID" w:bidi="id_ID"/>
         </w:rPr>
         <w:t xml:space="preserve">Di sini, </w:t>
@@ -14391,6 +15141,21 @@
       </w:r>
       <w:r>
         <w:rPr>
+          <w:b/>
+          <w:lang w:val="id_ID" w:bidi="id_ID"/>
+        </w:rPr>
+        <w:t>τὸν ἀγοράσαντα αὐτοὺς Δεσπότην</w:t>
+      </w:r>
+    </w:p>
+    <w:p>
+      <w:pPr/>
+      <w:r>
+        <w:rPr>
+          <w:lang w:val="id_ID" w:bidi="id_ID"/>
+        </w:rPr>
+      </w:r>
+      <w:r>
+        <w:rPr>
           <w:lang w:val="id_ID" w:bidi="id_ID"/>
         </w:rPr>
         <w:t xml:space="preserve">Di sini, </w:t>
@@ -14740,6 +15505,21 @@
       </w:r>
       <w:r>
         <w:rPr>
+          <w:b/>
+          <w:lang w:val="id_ID" w:bidi="id_ID"/>
+        </w:rPr>
+        <w:t>ἐπάγοντες ἑαυτοῖς ταχινὴν ἀπώλειαν</w:t>
+      </w:r>
+    </w:p>
+    <w:p>
+      <w:pPr/>
+      <w:r>
+        <w:rPr>
+          <w:lang w:val="id_ID" w:bidi="id_ID"/>
+        </w:rPr>
+      </w:r>
+      <w:r>
+        <w:rPr>
           <w:lang w:val="id_ID" w:bidi="id_ID"/>
         </w:rPr>
         <w:t xml:space="preserve">Jika akan membantu dalam bahasa Anda, Anda dapat mengekspresikan ide di balik kata benda abstrak </w:t>
@@ -15486,6 +16266,21 @@
       </w:r>
       <w:r>
         <w:rPr>
+          <w:b/>
+          <w:lang w:val="id_ID" w:bidi="id_ID"/>
+        </w:rPr>
+        <w:t>ἡ ὁδὸς τῆς ἀληθείας βλασφημηθήσεται</w:t>
+      </w:r>
+    </w:p>
+    <w:p>
+      <w:pPr/>
+      <w:r>
+        <w:rPr>
+          <w:lang w:val="id_ID" w:bidi="id_ID"/>
+        </w:rPr>
+      </w:r>
+      <w:r>
+        <w:rPr>
           <w:lang w:val="id_ID" w:bidi="id_ID"/>
         </w:rPr>
         <w:t>Jika bahasa Anda tidak menggunakan bentuk pasif ini, Anda dapat menyatakannya dalam bentuk aktif dan mengatakan siapa yang akan melakukan tindakan tersebut. Terjemahan alternatif: “orang-orang yang tidak percaya akan memfitnah jalan kebenaran”</w:t>
@@ -15543,6 +16338,21 @@
         <w:rPr>
           <w:lang w:val="id_ID" w:bidi="id_ID"/>
         </w:rPr>
+      </w:r>
+    </w:p>
+    <w:p>
+      <w:pPr/>
+      <w:r>
+        <w:rPr>
+          <w:lang w:val="id_ID" w:bidi="id_ID"/>
+        </w:rPr>
+      </w:r>
+      <w:r>
+        <w:rPr>
+          <w:b/>
+          <w:lang w:val="id_ID" w:bidi="id_ID"/>
+        </w:rPr>
+        <w:t>ἡ ὁδὸς τῆς ἀληθείας βλασφημηθήσεται</w:t>
       </w:r>
     </w:p>
     <w:p>
@@ -16202,6 +17012,21 @@
       </w:r>
       <w:r>
         <w:rPr>
+          <w:b/>
+          <w:lang w:val="id_ID" w:bidi="id_ID"/>
+        </w:rPr>
+        <w:t>οἷς τὸ κρίμα ἔκπαλαι οὐκ ἀργεῖ</w:t>
+      </w:r>
+    </w:p>
+    <w:p>
+      <w:pPr/>
+      <w:r>
+        <w:rPr>
+          <w:lang w:val="id_ID" w:bidi="id_ID"/>
+        </w:rPr>
+      </w:r>
+      <w:r>
+        <w:rPr>
           <w:lang w:val="id_ID" w:bidi="id_ID"/>
         </w:rPr>
         <w:t xml:space="preserve">Di sini, </w:t>
@@ -16301,6 +17126,21 @@
       </w:r>
       <w:r>
         <w:rPr>
+          <w:b/>
+          <w:lang w:val="id_ID" w:bidi="id_ID"/>
+        </w:rPr>
+        <w:t>οἷς τὸ κρίμα ἔκπαλαι οὐκ ἀργεῖ</w:t>
+      </w:r>
+    </w:p>
+    <w:p>
+      <w:pPr/>
+      <w:r>
+        <w:rPr>
+          <w:lang w:val="id_ID" w:bidi="id_ID"/>
+        </w:rPr>
+      </w:r>
+      <w:r>
+        <w:rPr>
           <w:lang w:val="id_ID" w:bidi="id_ID"/>
         </w:rPr>
         <w:t xml:space="preserve">Di sini, </w:t>
@@ -16362,6 +17202,21 @@
       </w:r>
       <w:r>
         <w:rPr>
+          <w:b/>
+          <w:lang w:val="id_ID" w:bidi="id_ID"/>
+        </w:rPr>
+        <w:t>οἷς τὸ κρίμα ἔκπαλαι οὐκ ἀργεῖ, καὶ ἡ ἀπώλεια αὐτῶν οὐ νυστάζει</w:t>
+      </w:r>
+    </w:p>
+    <w:p>
+      <w:pPr/>
+      <w:r>
+        <w:rPr>
+          <w:lang w:val="id_ID" w:bidi="id_ID"/>
+        </w:rPr>
+      </w:r>
+      <w:r>
+        <w:rPr>
           <w:lang w:val="id_ID" w:bidi="id_ID"/>
         </w:rPr>
         <w:t>Kedua frasa yang panjang ini pada dasarnya memiliki arti yang sama dan menekankan bahwa guru-guru palsu pasti akan dihukum. Jika akan membantu dalam bahasa Anda, Anda dapat menggabungkannya. Terjemahan alternatif: “kebinasaan mereka sudah pasti sejak dahulu kala”</w:t>
@@ -16430,6 +17285,21 @@
       </w:r>
       <w:r>
         <w:rPr>
+          <w:b/>
+          <w:lang w:val="id_ID" w:bidi="id_ID"/>
+        </w:rPr>
+        <w:t>οἷς τὸ κρίμα ἔκπαλαι οὐκ ἀργεῖ, καὶ ἡ ἀπώλεια αὐτῶν οὐ νυστάζει</w:t>
+      </w:r>
+    </w:p>
+    <w:p>
+      <w:pPr/>
+      <w:r>
+        <w:rPr>
+          <w:lang w:val="id_ID" w:bidi="id_ID"/>
+        </w:rPr>
+      </w:r>
+      <w:r>
+        <w:rPr>
           <w:lang w:val="id_ID" w:bidi="id_ID"/>
         </w:rPr>
         <w:t>Anda dapat menerjemahkan frasa ini dengan kata kerja dalam istilah positif. Terjemahan alternatif: “kutukan mereka sejak dahulu kala aktif, dan kebinasaan mereka terjaga”</w:t>
@@ -16498,6 +17368,21 @@
       </w:r>
       <w:r>
         <w:rPr>
+          <w:b/>
+          <w:lang w:val="id_ID" w:bidi="id_ID"/>
+        </w:rPr>
+        <w:t>τὸ κρίμα ἔκπαλαι οὐκ ἀργεῖ, καὶ ἡ ἀπώλεια αὐτῶν οὐ νυστάζει</w:t>
+      </w:r>
+    </w:p>
+    <w:p>
+      <w:pPr/>
+      <w:r>
+        <w:rPr>
+          <w:lang w:val="id_ID" w:bidi="id_ID"/>
+        </w:rPr>
+      </w:r>
+      <w:r>
+        <w:rPr>
           <w:lang w:val="id_ID" w:bidi="id_ID"/>
         </w:rPr>
         <w:t xml:space="preserve">Petrus berbicara tentang </w:t>
@@ -16607,6 +17492,21 @@
         <w:rPr>
           <w:lang w:val="id_ID" w:bidi="id_ID"/>
         </w:rPr>
+      </w:r>
+    </w:p>
+    <w:p>
+      <w:pPr/>
+      <w:r>
+        <w:rPr>
+          <w:lang w:val="id_ID" w:bidi="id_ID"/>
+        </w:rPr>
+      </w:r>
+      <w:r>
+        <w:rPr>
+          <w:b/>
+          <w:lang w:val="id_ID" w:bidi="id_ID"/>
+        </w:rPr>
+        <w:t>οἷς τὸ κρίμα ἔκπαλαι οὐκ ἀργεῖ, καὶ ἡ ἀπώλεια αὐτῶν οὐ νυστάζει</w:t>
       </w:r>
     </w:p>
     <w:p>
@@ -16977,6 +17877,21 @@
       </w:r>
       <w:r>
         <w:rPr>
+          <w:b/>
+          <w:lang w:val="id_ID" w:bidi="id_ID"/>
+        </w:rPr>
+        <w:t>ἀγγέλων ἁμαρτησάντων</w:t>
+      </w:r>
+    </w:p>
+    <w:p>
+      <w:pPr/>
+      <w:r>
+        <w:rPr>
+          <w:lang w:val="id_ID" w:bidi="id_ID"/>
+        </w:rPr>
+      </w:r>
+      <w:r>
+        <w:rPr>
           <w:lang w:val="id_ID" w:bidi="id_ID"/>
         </w:rPr>
         <w:t xml:space="preserve">Petrus menggunakan kata </w:t>
@@ -18002,6 +18917,21 @@
       </w:r>
       <w:r>
         <w:rPr>
+          <w:b/>
+          <w:lang w:val="id_ID" w:bidi="id_ID"/>
+        </w:rPr>
+        <w:t>ἀρχαίου κόσμου οὐκ ἐφείσατο</w:t>
+      </w:r>
+    </w:p>
+    <w:p>
+      <w:pPr/>
+      <w:r>
+        <w:rPr>
+          <w:lang w:val="id_ID" w:bidi="id_ID"/>
+        </w:rPr>
+      </w:r>
+      <w:r>
+        <w:rPr>
           <w:lang w:val="id_ID" w:bidi="id_ID"/>
         </w:rPr>
         <w:t xml:space="preserve">Di sini, </w:t>
@@ -18644,6 +19574,21 @@
       </w:r>
       <w:r>
         <w:rPr>
+          <w:b/>
+          <w:lang w:val="id_ID" w:bidi="id_ID"/>
+        </w:rPr>
+        <w:t>κατακλυσμὸν κόσμῳ ἀσεβῶν ἐπάξας</w:t>
+      </w:r>
+    </w:p>
+    <w:p>
+      <w:pPr/>
+      <w:r>
+        <w:rPr>
+          <w:lang w:val="id_ID" w:bidi="id_ID"/>
+        </w:rPr>
+      </w:r>
+      <w:r>
+        <w:rPr>
           <w:lang w:val="id_ID" w:bidi="id_ID"/>
         </w:rPr>
         <w:t xml:space="preserve">Anak kalimat ini menunjukkan ketika Allah melindungi Nuh dan ketujuh anggota keluarganya yang lain, ketika Dia </w:t>
@@ -18920,6 +19865,21 @@
       </w:r>
       <w:r>
         <w:rPr>
+          <w:b/>
+          <w:lang w:val="id_ID" w:bidi="id_ID"/>
+        </w:rPr>
+        <w:t>καὶ πόλεις Σοδόμων καὶ Γομόρρας τεφρώσας καταστροφῇ κατέκρινεν</w:t>
+      </w:r>
+    </w:p>
+    <w:p>
+      <w:pPr/>
+      <w:r>
+        <w:rPr>
+          <w:lang w:val="id_ID" w:bidi="id_ID"/>
+        </w:rPr>
+      </w:r>
+      <w:r>
+        <w:rPr>
           <w:lang w:val="id_ID" w:bidi="id_ID"/>
         </w:rPr>
         <w:t>Jika itu wajar dalam bahasa Anda, Anda dapat membalik urutan frasa ini. Terjemahan alternatif: “dan Ia mengutuk kota Sodom dan Gomora untuk dibinasakan, setelah meremukkannya menjadi abu”</w:t>
@@ -18988,6 +19948,21 @@
       </w:r>
       <w:r>
         <w:rPr>
+          <w:b/>
+          <w:lang w:val="id_ID" w:bidi="id_ID"/>
+        </w:rPr>
+        <w:t>πόλεις Σοδόμων καὶ Γομόρρας τεφρώσας</w:t>
+      </w:r>
+    </w:p>
+    <w:p>
+      <w:pPr/>
+      <w:r>
+        <w:rPr>
+          <w:lang w:val="id_ID" w:bidi="id_ID"/>
+        </w:rPr>
+      </w:r>
+      <w:r>
+        <w:rPr>
           <w:lang w:val="id_ID" w:bidi="id_ID"/>
         </w:rPr>
         <w:t xml:space="preserve">Frasa ini menunjukkan cara yang digunakan Allah untuk menghancurkan </w:t>
@@ -19049,6 +20024,21 @@
       </w:r>
       <w:r>
         <w:rPr>
+          <w:b/>
+          <w:lang w:val="id_ID" w:bidi="id_ID"/>
+        </w:rPr>
+        <w:t>καταστροφῇ κατέκρινεν</w:t>
+      </w:r>
+    </w:p>
+    <w:p>
+      <w:pPr/>
+      <w:r>
+        <w:rPr>
+          <w:lang w:val="id_ID" w:bidi="id_ID"/>
+        </w:rPr>
+      </w:r>
+      <w:r>
+        <w:rPr>
           <w:lang w:val="id_ID" w:bidi="id_ID"/>
         </w:rPr>
         <w:t xml:space="preserve">Di sini, </w:t>
@@ -19215,6 +20205,21 @@
         <w:rPr>
           <w:lang w:val="id_ID" w:bidi="id_ID"/>
         </w:rPr>
+      </w:r>
+    </w:p>
+    <w:p>
+      <w:pPr/>
+      <w:r>
+        <w:rPr>
+          <w:lang w:val="id_ID" w:bidi="id_ID"/>
+        </w:rPr>
+      </w:r>
+      <w:r>
+        <w:rPr>
+          <w:b/>
+          <w:lang w:val="id_ID" w:bidi="id_ID"/>
+        </w:rPr>
+        <w:t>ὑπόδειγμα μελλόντων ἀσεβέσιν τεθεικώς</w:t>
       </w:r>
     </w:p>
     <w:p>
@@ -19631,6 +20636,21 @@
       </w:r>
       <w:r>
         <w:rPr>
+          <w:b/>
+          <w:lang w:val="id_ID" w:bidi="id_ID"/>
+        </w:rPr>
+        <w:t>καταπονούμενον ὑπὸ τῆς τῶν ἀθέσμων ἐν ἀσελγείᾳ ἀναστροφῆς</w:t>
+      </w:r>
+    </w:p>
+    <w:p>
+      <w:pPr/>
+      <w:r>
+        <w:rPr>
+          <w:lang w:val="id_ID" w:bidi="id_ID"/>
+        </w:rPr>
+      </w:r>
+      <w:r>
+        <w:rPr>
           <w:lang w:val="id_ID" w:bidi="id_ID"/>
         </w:rPr>
         <w:t xml:space="preserve">Pernyataan Penghubung: Anak kalimat ini memberikan informasi lebih lanjut tentang </w:t>
@@ -19712,6 +20732,21 @@
       </w:r>
       <w:r>
         <w:rPr>
+          <w:b/>
+          <w:lang w:val="id_ID" w:bidi="id_ID"/>
+        </w:rPr>
+        <w:t>καταπονούμενον ὑπὸ τῆς τῶν ἀθέσμων ἐν ἀσελγείᾳ ἀναστροφῆς</w:t>
+      </w:r>
+    </w:p>
+    <w:p>
+      <w:pPr/>
+      <w:r>
+        <w:rPr>
+          <w:lang w:val="id_ID" w:bidi="id_ID"/>
+        </w:rPr>
+      </w:r>
+      <w:r>
+        <w:rPr>
           <w:lang w:val="id_ID" w:bidi="id_ID"/>
         </w:rPr>
         <w:t>Jika bahasa Anda tidak menggunakan bentuk pasif ini, Anda dapat mengekspresikannya dengan bentuk aktif. Terjemahan alternatif: “perilaku orang-orang durhaka dalam ketidaksopanan menindas dia”</w:t>
@@ -19780,6 +20815,21 @@
       </w:r>
       <w:r>
         <w:rPr>
+          <w:b/>
+          <w:lang w:val="id_ID" w:bidi="id_ID"/>
+        </w:rPr>
+        <w:t>ὑπὸ τῆς τῶν ἀθέσμων ἐν ἀσελγείᾳ ἀναστροφῆς</w:t>
+      </w:r>
+    </w:p>
+    <w:p>
+      <w:pPr/>
+      <w:r>
+        <w:rPr>
+          <w:lang w:val="id_ID" w:bidi="id_ID"/>
+        </w:rPr>
+      </w:r>
+      <w:r>
+        <w:rPr>
           <w:lang w:val="id_ID" w:bidi="id_ID"/>
         </w:rPr>
         <w:t xml:space="preserve">Di sini, </w:t>
@@ -19861,6 +20911,21 @@
       </w:r>
       <w:r>
         <w:rPr>
+          <w:b/>
+          <w:lang w:val="id_ID" w:bidi="id_ID"/>
+        </w:rPr>
+        <w:t>ὑπὸ τῆς τῶν ἀθέσμων &amp; ἀναστροφῆς</w:t>
+      </w:r>
+    </w:p>
+    <w:p>
+      <w:pPr/>
+      <w:r>
+        <w:rPr>
+          <w:lang w:val="id_ID" w:bidi="id_ID"/>
+        </w:rPr>
+      </w:r>
+      <w:r>
+        <w:rPr>
           <w:lang w:val="id_ID" w:bidi="id_ID"/>
         </w:rPr>
         <w:t xml:space="preserve">Jika akan membantu dalam bahasa Anda, Anda dapat menerjemahkan kata benda abstrak </w:t>
@@ -19942,6 +21007,21 @@
       </w:r>
       <w:r>
         <w:rPr>
+          <w:b/>
+          <w:lang w:val="id_ID" w:bidi="id_ID"/>
+        </w:rPr>
+        <w:t>τῆς τῶν ἀθέσμων ἐν ἀσελγείᾳ ἀναστροφῆς</w:t>
+      </w:r>
+    </w:p>
+    <w:p>
+      <w:pPr/>
+      <w:r>
+        <w:rPr>
+          <w:lang w:val="id_ID" w:bidi="id_ID"/>
+        </w:rPr>
+      </w:r>
+      <w:r>
+        <w:rPr>
           <w:lang w:val="id_ID" w:bidi="id_ID"/>
         </w:rPr>
         <w:t xml:space="preserve">Di sini, </w:t>
@@ -20005,6 +21085,21 @@
         <w:rPr>
           <w:lang w:val="id_ID" w:bidi="id_ID"/>
         </w:rPr>
+      </w:r>
+    </w:p>
+    <w:p>
+      <w:pPr/>
+      <w:r>
+        <w:rPr>
+          <w:lang w:val="id_ID" w:bidi="id_ID"/>
+        </w:rPr>
+      </w:r>
+      <w:r>
+        <w:rPr>
+          <w:b/>
+          <w:lang w:val="id_ID" w:bidi="id_ID"/>
+        </w:rPr>
+        <w:t>τῆς τῶν ἀθέσμων ἐν ἀσελγείᾳ ἀναστροφῆς</w:t>
       </w:r>
     </w:p>
     <w:p>
@@ -20320,6 +21415,21 @@
       </w:r>
       <w:r>
         <w:rPr>
+          <w:b/>
+          <w:lang w:val="id_ID" w:bidi="id_ID"/>
+        </w:rPr>
+        <w:t>βλέμματι γὰρ καὶ ἀκοῇ</w:t>
+      </w:r>
+    </w:p>
+    <w:p>
+      <w:pPr/>
+      <w:r>
+        <w:rPr>
+          <w:lang w:val="id_ID" w:bidi="id_ID"/>
+        </w:rPr>
+      </w:r>
+      <w:r>
+        <w:rPr>
           <w:lang w:val="id_ID" w:bidi="id_ID"/>
         </w:rPr>
         <w:t xml:space="preserve">Jika akan membantu dalam bahasa Anda, Anda dapat menerjemahkan kata benda abstrak </w:t>
@@ -20497,6 +21607,21 @@
       </w:r>
       <w:r>
         <w:rPr>
+          <w:b/>
+          <w:lang w:val="id_ID" w:bidi="id_ID"/>
+        </w:rPr>
+        <w:t>ἐνκατοικῶν ἐν αὐτοῖς</w:t>
+      </w:r>
+    </w:p>
+    <w:p>
+      <w:pPr/>
+      <w:r>
+        <w:rPr>
+          <w:lang w:val="id_ID" w:bidi="id_ID"/>
+        </w:rPr>
+      </w:r>
+      <w:r>
+        <w:rPr>
           <w:lang w:val="id_ID" w:bidi="id_ID"/>
         </w:rPr>
         <w:t>Anak kalimat ini menunjukkan waktu ketika Lot tinggal di Sodom. Terjemahan alternatif: “ketika ia tinggal di tengah-tengah mereka”</w:t>
@@ -20739,6 +21864,21 @@
         <w:rPr>
           <w:lang w:val="id_ID" w:bidi="id_ID"/>
         </w:rPr>
+      </w:r>
+    </w:p>
+    <w:p>
+      <w:pPr/>
+      <w:r>
+        <w:rPr>
+          <w:lang w:val="id_ID" w:bidi="id_ID"/>
+        </w:rPr>
+      </w:r>
+      <w:r>
+        <w:rPr>
+          <w:b/>
+          <w:lang w:val="id_ID" w:bidi="id_ID"/>
+        </w:rPr>
+        <w:t>ψυχὴν δικαίαν &amp; ἐβασάνιζεν</w:t>
       </w:r>
     </w:p>
     <w:p>
@@ -21075,6 +22215,21 @@
       </w:r>
       <w:r>
         <w:rPr>
+          <w:b/>
+          <w:lang w:val="id_ID" w:bidi="id_ID"/>
+        </w:rPr>
+        <w:t>ἀδίκους δὲ εἰς ἡμέραν κρίσεως κολαζομένους τηρεῖν</w:t>
+      </w:r>
+    </w:p>
+    <w:p>
+      <w:pPr/>
+      <w:r>
+        <w:rPr>
+          <w:lang w:val="id_ID" w:bidi="id_ID"/>
+        </w:rPr>
+      </w:r>
+      <w:r>
+        <w:rPr>
           <w:lang w:val="id_ID" w:bidi="id_ID"/>
         </w:rPr>
         <w:t xml:space="preserve">Di sini, </w:t>
@@ -21156,6 +22311,21 @@
       </w:r>
       <w:r>
         <w:rPr>
+          <w:b/>
+          <w:lang w:val="id_ID" w:bidi="id_ID"/>
+        </w:rPr>
+        <w:t>πειρασμοῦ &amp; ἀδίκους δὲ εἰς ἡμέραν κρίσεως κολαζομένους τηρεῖν</w:t>
+      </w:r>
+    </w:p>
+    <w:p>
+      <w:pPr/>
+      <w:r>
+        <w:rPr>
+          <w:lang w:val="id_ID" w:bidi="id_ID"/>
+        </w:rPr>
+      </w:r>
+      <w:r>
+        <w:rPr>
           <w:lang w:val="id_ID" w:bidi="id_ID"/>
         </w:rPr>
         <w:t>Dalam klausa ini, Petrus meninggalkan beberapa kata yang diperlukan dalam banyak bahasa agar menjadi lengkap. Kata-kata ini dapat disediakan dari klausa sebelumnya. Terjemahan alternatif: “suatu pencobaan dan Tuhan tahu bagaimana Ia menyimpan orang-orang yang tidak benar untuk dihukum pada hari penghakiman”</w:t>
@@ -21307,6 +22477,21 @@
       </w:r>
       <w:r>
         <w:rPr>
+          <w:b/>
+          <w:lang w:val="id_ID" w:bidi="id_ID"/>
+        </w:rPr>
+        <w:t>ἀδίκους &amp; κολαζομένους τηρεῖν</w:t>
+      </w:r>
+    </w:p>
+    <w:p>
+      <w:pPr/>
+      <w:r>
+        <w:rPr>
+          <w:lang w:val="id_ID" w:bidi="id_ID"/>
+        </w:rPr>
+      </w:r>
+      <w:r>
+        <w:rPr>
           <w:lang w:val="id_ID" w:bidi="id_ID"/>
         </w:rPr>
         <w:t>Jika bahasa Anda tidak menggunakan bentuk pasif ini, Anda dapat mengekspresikannya dengan bentuk aktif. Terjemahan alternatif: “untuk menahan orang-orang yang tidak benar untuk menghukum mereka”</w:t>
@@ -21848,6 +23033,21 @@
       </w:r>
       <w:r>
         <w:rPr>
+          <w:b/>
+          <w:lang w:val="id_ID" w:bidi="id_ID"/>
+        </w:rPr>
+        <w:t>ἐν ἐπιθυμίᾳ μιασμοῦ</w:t>
+      </w:r>
+    </w:p>
+    <w:p>
+      <w:pPr/>
+      <w:r>
+        <w:rPr>
+          <w:lang w:val="id_ID" w:bidi="id_ID"/>
+        </w:rPr>
+      </w:r>
+      <w:r>
+        <w:rPr>
           <w:lang w:val="id_ID" w:bidi="id_ID"/>
         </w:rPr>
         <w:t xml:space="preserve">Di sini, </w:t>
@@ -21898,6 +23098,21 @@
         <w:rPr>
           <w:lang w:val="id_ID" w:bidi="id_ID"/>
         </w:rPr>
+      </w:r>
+    </w:p>
+    <w:p>
+      <w:pPr/>
+      <w:r>
+        <w:rPr>
+          <w:lang w:val="id_ID" w:bidi="id_ID"/>
+        </w:rPr>
+      </w:r>
+      <w:r>
+        <w:rPr>
+          <w:b/>
+          <w:lang w:val="id_ID" w:bidi="id_ID"/>
+        </w:rPr>
+        <w:t>ἐν ἐπιθυμίᾳ μιασμοῦ</w:t>
       </w:r>
     </w:p>
     <w:p>
@@ -22543,6 +23758,21 @@
       </w:r>
       <w:r>
         <w:rPr>
+          <w:b/>
+          <w:lang w:val="id_ID" w:bidi="id_ID"/>
+        </w:rPr>
+        <w:t>δόξας &amp; βλασφημοῦντες</w:t>
+      </w:r>
+    </w:p>
+    <w:p>
+      <w:pPr/>
+      <w:r>
+        <w:rPr>
+          <w:lang w:val="id_ID" w:bidi="id_ID"/>
+        </w:rPr>
+      </w:r>
+      <w:r>
+        <w:rPr>
           <w:lang w:val="id_ID" w:bidi="id_ID"/>
         </w:rPr>
         <w:t>Klausa ini menunjukkan waktu ketika guru-guru palsu tidak gemetar. Terjemahan alternatif: “ketika menghina orang-orang yang mulia”</w:t>
@@ -22957,6 +24187,21 @@
         <w:rPr>
           <w:lang w:val="id_ID" w:bidi="id_ID"/>
         </w:rPr>
+      </w:r>
+    </w:p>
+    <w:p>
+      <w:pPr/>
+      <w:r>
+        <w:rPr>
+          <w:lang w:val="id_ID" w:bidi="id_ID"/>
+        </w:rPr>
+      </w:r>
+      <w:r>
+        <w:rPr>
+          <w:b/>
+          <w:lang w:val="id_ID" w:bidi="id_ID"/>
+        </w:rPr>
+        <w:t>οὐ φέρουσιν κατ’ αὐτῶν &amp; βλάσφημον κρίσιν</w:t>
       </w:r>
     </w:p>
     <w:p>
@@ -23272,6 +24517,21 @@
       </w:r>
       <w:r>
         <w:rPr>
+          <w:b/>
+          <w:lang w:val="id_ID" w:bidi="id_ID"/>
+        </w:rPr>
+        <w:t>γεγεννημένα φυσικὰ εἰς ἅλωσιν καὶ φθοράν</w:t>
+      </w:r>
+    </w:p>
+    <w:p>
+      <w:pPr/>
+      <w:r>
+        <w:rPr>
+          <w:lang w:val="id_ID" w:bidi="id_ID"/>
+        </w:rPr>
+      </w:r>
+      <w:r>
+        <w:rPr>
           <w:lang w:val="id_ID" w:bidi="id_ID"/>
         </w:rPr>
         <w:t>Klausa ini memberikan lebih banyak informasi tentang binatang-binatang yang tidak berakal budi dan dengan demikian, sebagai perbandingan, guru-guru palsu. Terjemahan alternatif: “yang pada dasarnya dilahirkan untuk ditangkap dan dibinasakan”</w:t>
@@ -23340,6 +24600,21 @@
       </w:r>
       <w:r>
         <w:rPr>
+          <w:b/>
+          <w:lang w:val="id_ID" w:bidi="id_ID"/>
+        </w:rPr>
+        <w:t>γεγεννημένα φυσικὰ εἰς ἅλωσιν καὶ φθοράν</w:t>
+      </w:r>
+    </w:p>
+    <w:p>
+      <w:pPr/>
+      <w:r>
+        <w:rPr>
+          <w:lang w:val="id_ID" w:bidi="id_ID"/>
+        </w:rPr>
+      </w:r>
+      <w:r>
+        <w:rPr>
           <w:lang w:val="id_ID" w:bidi="id_ID"/>
         </w:rPr>
         <w:t xml:space="preserve">Di sini, </w:t>
@@ -23595,6 +24870,21 @@
         <w:rPr>
           <w:lang w:val="id_ID" w:bidi="id_ID"/>
         </w:rPr>
+      </w:r>
+    </w:p>
+    <w:p>
+      <w:pPr/>
+      <w:r>
+        <w:rPr>
+          <w:lang w:val="id_ID" w:bidi="id_ID"/>
+        </w:rPr>
+      </w:r>
+      <w:r>
+        <w:rPr>
+          <w:b/>
+          <w:lang w:val="id_ID" w:bidi="id_ID"/>
+        </w:rPr>
+        <w:t>ἐν οἷς ἀγνοοῦσιν βλασφημοῦντες</w:t>
       </w:r>
     </w:p>
     <w:p>
@@ -23748,6 +25038,21 @@
       </w:r>
       <w:r>
         <w:rPr>
+          <w:b/>
+          <w:lang w:val="id_ID" w:bidi="id_ID"/>
+        </w:rPr>
+        <w:t>ἐν τῇ φθορᾷ αὐτῶν καὶ φθαρήσονται</w:t>
+      </w:r>
+    </w:p>
+    <w:p>
+      <w:pPr/>
+      <w:r>
+        <w:rPr>
+          <w:lang w:val="id_ID" w:bidi="id_ID"/>
+        </w:rPr>
+      </w:r>
+      <w:r>
+        <w:rPr>
           <w:lang w:val="id_ID" w:bidi="id_ID"/>
         </w:rPr>
         <w:t xml:space="preserve">Di sini, kata ganti </w:t>
@@ -23943,6 +25248,21 @@
       </w:r>
       <w:r>
         <w:rPr>
+          <w:b/>
+          <w:lang w:val="id_ID" w:bidi="id_ID"/>
+        </w:rPr>
+        <w:t>καὶ φθαρήσονται</w:t>
+      </w:r>
+    </w:p>
+    <w:p>
+      <w:pPr/>
+      <w:r>
+        <w:rPr>
+          <w:lang w:val="id_ID" w:bidi="id_ID"/>
+        </w:rPr>
+      </w:r>
+      <w:r>
+        <w:rPr>
           <w:lang w:val="id_ID" w:bidi="id_ID"/>
         </w:rPr>
         <w:t xml:space="preserve">Di sini, </w:t>
@@ -25009,6 +26329,21 @@
         <w:rPr>
           <w:lang w:val="id_ID" w:bidi="id_ID"/>
         </w:rPr>
+      </w:r>
+    </w:p>
+    <w:p>
+      <w:pPr/>
+      <w:r>
+        <w:rPr>
+          <w:lang w:val="id_ID" w:bidi="id_ID"/>
+        </w:rPr>
+      </w:r>
+      <w:r>
+        <w:rPr>
+          <w:b/>
+          <w:lang w:val="id_ID" w:bidi="id_ID"/>
+        </w:rPr>
+        <w:t>ὀφθαλμοὺς ἔχοντες μεστοὺς μοιχαλίδος</w:t>
       </w:r>
     </w:p>
     <w:p>
@@ -25278,6 +26613,21 @@
       </w:r>
       <w:r>
         <w:rPr>
+          <w:b/>
+          <w:lang w:val="id_ID" w:bidi="id_ID"/>
+        </w:rPr>
+        <w:t>δελεάζοντες ψυχὰς ἀστηρίκτους</w:t>
+      </w:r>
+    </w:p>
+    <w:p>
+      <w:pPr/>
+      <w:r>
+        <w:rPr>
+          <w:lang w:val="id_ID" w:bidi="id_ID"/>
+        </w:rPr>
+      </w:r>
+      <w:r>
+        <w:rPr>
           <w:lang w:val="id_ID" w:bidi="id_ID"/>
         </w:rPr>
         <w:t xml:space="preserve">Di sini, </w:t>
@@ -25348,6 +26698,21 @@
         <w:rPr>
           <w:lang w:val="id_ID" w:bidi="id_ID"/>
         </w:rPr>
+      </w:r>
+    </w:p>
+    <w:p>
+      <w:pPr/>
+      <w:r>
+        <w:rPr>
+          <w:lang w:val="id_ID" w:bidi="id_ID"/>
+        </w:rPr>
+      </w:r>
+      <w:r>
+        <w:rPr>
+          <w:b/>
+          <w:lang w:val="id_ID" w:bidi="id_ID"/>
+        </w:rPr>
+        <w:t>καρδίαν γεγυμνασμένην πλεονεξίας ἔχοντες</w:t>
       </w:r>
     </w:p>
     <w:p>
@@ -25445,6 +26810,21 @@
       </w:r>
       <w:r>
         <w:rPr>
+          <w:b/>
+          <w:lang w:val="id_ID" w:bidi="id_ID"/>
+        </w:rPr>
+        <w:t>καρδίαν γεγυμνασμένην πλεονεξίας ἔχοντες</w:t>
+      </w:r>
+    </w:p>
+    <w:p>
+      <w:pPr/>
+      <w:r>
+        <w:rPr>
+          <w:lang w:val="id_ID" w:bidi="id_ID"/>
+        </w:rPr>
+      </w:r>
+      <w:r>
+        <w:rPr>
           <w:lang w:val="id_ID" w:bidi="id_ID"/>
         </w:rPr>
         <w:t>Jika bahasa Anda tidak menggunakan bentuk pasif ini, Anda dapat menyatakannya dengan bentuk aktif, dan Anda dapat menyatakan siapa yang melakukan tindakan tersebut. Terjemahan alternatif: “mereka melatih hati mereka untuk menjadi tamak”</w:t>
@@ -25598,6 +26978,21 @@
         <w:rPr>
           <w:lang w:val="id_ID" w:bidi="id_ID"/>
         </w:rPr>
+      </w:r>
+    </w:p>
+    <w:p>
+      <w:pPr/>
+      <w:r>
+        <w:rPr>
+          <w:lang w:val="id_ID" w:bidi="id_ID"/>
+        </w:rPr>
+      </w:r>
+      <w:r>
+        <w:rPr>
+          <w:b/>
+          <w:lang w:val="id_ID" w:bidi="id_ID"/>
+        </w:rPr>
+        <w:t>καρδίαν γεγυμνασμένην πλεονεξίας ἔχοντες</w:t>
       </w:r>
     </w:p>
     <w:p>
@@ -26149,6 +27544,21 @@
       </w:r>
       <w:r>
         <w:rPr>
+          <w:b/>
+          <w:lang w:val="id_ID" w:bidi="id_ID"/>
+        </w:rPr>
+        <w:t>ἐπλανήθησαν</w:t>
+      </w:r>
+    </w:p>
+    <w:p>
+      <w:pPr/>
+      <w:r>
+        <w:rPr>
+          <w:lang w:val="id_ID" w:bidi="id_ID"/>
+        </w:rPr>
+      </w:r>
+      <w:r>
+        <w:rPr>
           <w:lang w:val="id_ID" w:bidi="id_ID"/>
         </w:rPr>
         <w:t>Jika bahasa Anda tidak menggunakan bentuk pasif ini, Anda dapat mengekspresikannya dengan bentuk aktif. Terjemahan alternatif: “mereka tersesat”</w:t>
@@ -26412,6 +27822,21 @@
           <w:b/>
           <w:lang w:val="id_ID" w:bidi="id_ID"/>
         </w:rPr>
+        <w:t>τοῦ Βαλαὰμ τοῦ Βοσὸρ</w:t>
+      </w:r>
+    </w:p>
+    <w:p>
+      <w:pPr/>
+      <w:r>
+        <w:rPr>
+          <w:lang w:val="id_ID" w:bidi="id_ID"/>
+        </w:rPr>
+      </w:r>
+      <w:r>
+        <w:rPr>
+          <w:b/>
+          <w:lang w:val="id_ID" w:bidi="id_ID"/>
+        </w:rPr>
         <w:t>Beor</w:t>
       </w:r>
       <w:r>
@@ -26676,6 +28101,21 @@
       </w:r>
       <w:r>
         <w:rPr>
+          <w:b/>
+          <w:lang w:val="id_ID" w:bidi="id_ID"/>
+        </w:rPr>
+        <w:t>ὃς μισθὸν ἀδικίας ἠγάπησεν</w:t>
+      </w:r>
+    </w:p>
+    <w:p>
+      <w:pPr/>
+      <w:r>
+        <w:rPr>
+          <w:lang w:val="id_ID" w:bidi="id_ID"/>
+        </w:rPr>
+      </w:r>
+      <w:r>
+        <w:rPr>
           <w:lang w:val="id_ID" w:bidi="id_ID"/>
         </w:rPr>
         <w:t xml:space="preserve">Petrus menggunakan bentuk posesif untuk menggambarkan </w:t>
@@ -27220,6 +28660,21 @@
         <w:rPr>
           <w:lang w:val="id_ID" w:bidi="id_ID"/>
         </w:rPr>
+      </w:r>
+    </w:p>
+    <w:p>
+      <w:pPr/>
+      <w:r>
+        <w:rPr>
+          <w:lang w:val="id_ID" w:bidi="id_ID"/>
+        </w:rPr>
+      </w:r>
+      <w:r>
+        <w:rPr>
+          <w:b/>
+          <w:lang w:val="id_ID" w:bidi="id_ID"/>
+        </w:rPr>
+        <w:t>ἐκώλυσεν τὴν τοῦ προφήτου παραφρονίαν</w:t>
       </w:r>
     </w:p>
     <w:p>
@@ -27625,6 +29080,21 @@
       </w:r>
       <w:r>
         <w:rPr>
+          <w:b/>
+          <w:lang w:val="id_ID" w:bidi="id_ID"/>
+        </w:rPr>
+        <w:t>οὗτοί εἰσιν πηγαὶ ἄνυδροι, καὶ ὁμίχλαι ὑπὸ λαίλαπος ἐλαυνόμεναι</w:t>
+      </w:r>
+    </w:p>
+    <w:p>
+      <w:pPr/>
+      <w:r>
+        <w:rPr>
+          <w:lang w:val="id_ID" w:bidi="id_ID"/>
+        </w:rPr>
+      </w:r>
+      <w:r>
+        <w:rPr>
           <w:lang w:val="id_ID" w:bidi="id_ID"/>
         </w:rPr>
         <w:t>Kedua metafora ini memiliki arti yang serupa. Petrus menggunakan keduanya secara bersamaan untuk memberikan penekanan. Jika akan membantu dalam bahasa Anda, Anda dapat mengekspresikan hubungan ini dengan menerjemahkannya dengan satu ungkapan. Terjemahan alternatif: “Mereka ini adalah orang-orang yang tidak pernah memberikan apa yang mereka janjikan” atau ”Mereka ini adalah orang-orang yang selalu mengecewakan”</w:t>
@@ -27693,6 +29163,21 @@
       </w:r>
       <w:r>
         <w:rPr>
+          <w:b/>
+          <w:lang w:val="id_ID" w:bidi="id_ID"/>
+        </w:rPr>
+        <w:t>οἷς ὁ ζόφος τοῦ σκότους τετήρηται</w:t>
+      </w:r>
+    </w:p>
+    <w:p>
+      <w:pPr/>
+      <w:r>
+        <w:rPr>
+          <w:lang w:val="id_ID" w:bidi="id_ID"/>
+        </w:rPr>
+      </w:r>
+      <w:r>
+        <w:rPr>
           <w:lang w:val="id_ID" w:bidi="id_ID"/>
         </w:rPr>
         <w:t>Jika bahasa Anda tidak menggunakan bentuk pasif ini, Anda dapat menyatakannya dengan bentuk aktif, dan Anda dapat menyatakan siapa yang melakukan tindakan tersebut. Terjemahan alternatif: “bagi siapa Allah telah menyediakan kekelaman kegelapan”</w:t>
@@ -28070,6 +29555,21 @@
         <w:rPr>
           <w:lang w:val="id_ID" w:bidi="id_ID"/>
         </w:rPr>
+      </w:r>
+    </w:p>
+    <w:p>
+      <w:pPr/>
+      <w:r>
+        <w:rPr>
+          <w:lang w:val="id_ID" w:bidi="id_ID"/>
+        </w:rPr>
+      </w:r>
+      <w:r>
+        <w:rPr>
+          <w:b/>
+          <w:lang w:val="id_ID" w:bidi="id_ID"/>
+        </w:rPr>
+        <w:t>ὑπέρογκα &amp; ματαιότητος φθεγγόμενοι</w:t>
       </w:r>
     </w:p>
     <w:p>
@@ -29002,6 +30502,21 @@
       </w:r>
       <w:r>
         <w:rPr>
+          <w:b/>
+          <w:lang w:val="id_ID" w:bidi="id_ID"/>
+        </w:rPr>
+        <w:t>αὐτοὶ δοῦλοι ὑπάρχοντες τῆς φθορᾶς</w:t>
+      </w:r>
+    </w:p>
+    <w:p>
+      <w:pPr/>
+      <w:r>
+        <w:rPr>
+          <w:lang w:val="id_ID" w:bidi="id_ID"/>
+        </w:rPr>
+      </w:r>
+      <w:r>
+        <w:rPr>
           <w:lang w:val="id_ID" w:bidi="id_ID"/>
         </w:rPr>
         <w:t xml:space="preserve">Petrus menggunakan kata </w:t>
@@ -29384,6 +30899,21 @@
       </w:r>
       <w:r>
         <w:rPr>
+          <w:b/>
+          <w:lang w:val="id_ID" w:bidi="id_ID"/>
+        </w:rPr>
+        <w:t>ᾧ γάρ τις ἥττηται, τούτῳ δεδούλωται</w:t>
+      </w:r>
+    </w:p>
+    <w:p>
+      <w:pPr/>
+      <w:r>
+        <w:rPr>
+          <w:lang w:val="id_ID" w:bidi="id_ID"/>
+        </w:rPr>
+      </w:r>
+      <w:r>
+        <w:rPr>
           <w:lang w:val="id_ID" w:bidi="id_ID"/>
         </w:rPr>
         <w:t>Jika akan membantu dalam bahasa Anda, Anda dapat mengungkapkan kalimat pasif ini dengan bentuk aktif. Terjemahan alternatif: “Karena jika sesuatu menguasai seseorang, sesuatu itu memperbudak orang itu”</w:t>
@@ -29530,6 +31060,21 @@
         <w:rPr>
           <w:lang w:val="id_ID" w:bidi="id_ID"/>
         </w:rPr>
+      </w:r>
+    </w:p>
+    <w:p>
+      <w:pPr/>
+      <w:r>
+        <w:rPr>
+          <w:lang w:val="id_ID" w:bidi="id_ID"/>
+        </w:rPr>
+      </w:r>
+      <w:r>
+        <w:rPr>
+          <w:b/>
+          <w:lang w:val="id_ID" w:bidi="id_ID"/>
+        </w:rPr>
+        <w:t>εἰ &amp; ἀποφυγόντες τὰ μιάσματα τοῦ κόσμου, ἐν ἐπιγνώσει τοῦ Κυρίου ἡμῶν καὶ Σωτῆρος, Ἰησοῦ Χριστοῦ, τούτοις δὲ πάλιν ἐμπλακέντες ἡττῶνται, γέγονεν αὐτοῖς τὰ ἔσχατα χείρονα τῶν πρώτων</w:t>
       </w:r>
     </w:p>
     <w:p>
@@ -29819,6 +31364,21 @@
       </w:r>
       <w:r>
         <w:rPr>
+          <w:b/>
+          <w:lang w:val="id_ID" w:bidi="id_ID"/>
+        </w:rPr>
+        <w:t>τὰ μιάσματα τοῦ κόσμου</w:t>
+      </w:r>
+    </w:p>
+    <w:p>
+      <w:pPr/>
+      <w:r>
+        <w:rPr>
+          <w:lang w:val="id_ID" w:bidi="id_ID"/>
+        </w:rPr>
+      </w:r>
+      <w:r>
+        <w:rPr>
           <w:lang w:val="id_ID" w:bidi="id_ID"/>
         </w:rPr>
         <w:t xml:space="preserve">Di sini, </w:t>
@@ -29889,6 +31449,21 @@
         <w:rPr>
           <w:lang w:val="id_ID" w:bidi="id_ID"/>
         </w:rPr>
+      </w:r>
+    </w:p>
+    <w:p>
+      <w:pPr/>
+      <w:r>
+        <w:rPr>
+          <w:lang w:val="id_ID" w:bidi="id_ID"/>
+        </w:rPr>
+      </w:r>
+      <w:r>
+        <w:rPr>
+          <w:b/>
+          <w:lang w:val="id_ID" w:bidi="id_ID"/>
+        </w:rPr>
+        <w:t>ἐν ἐπιγνώσει τοῦ Κυρίου ἡμῶν καὶ Σωτῆρος, Ἰησοῦ Χριστοῦ</w:t>
       </w:r>
     </w:p>
     <w:p>
@@ -30134,6 +31709,21 @@
       </w:r>
       <w:r>
         <w:rPr>
+          <w:b/>
+          <w:lang w:val="id_ID" w:bidi="id_ID"/>
+        </w:rPr>
+        <w:t>τούτοις &amp; πάλιν ἐμπλακέντες ἡττῶνται</w:t>
+      </w:r>
+    </w:p>
+    <w:p>
+      <w:pPr/>
+      <w:r>
+        <w:rPr>
+          <w:lang w:val="id_ID" w:bidi="id_ID"/>
+        </w:rPr>
+      </w:r>
+      <w:r>
+        <w:rPr>
           <w:lang w:val="id_ID" w:bidi="id_ID"/>
         </w:rPr>
         <w:t>Jika bahasa Anda tidak menggunakan bentuk pasif ini, Anda bisa mengungkapkannya dengan bentuk aktif, dan Anda bisa memberikan pelaku dari tindakan tersebut di awal ayat. Terjemahan alternatif: “hal-hal ini telah menjerat mereka lagi; hal-hal ini telah mengalahkan mereka”</w:t>
@@ -30526,6 +32116,21 @@
       </w:r>
       <w:r>
         <w:rPr>
+          <w:b/>
+          <w:lang w:val="id_ID" w:bidi="id_ID"/>
+        </w:rPr>
+        <w:t>γέγονεν αὐτοῖς τὰ ἔσχατα χείρονα τῶν πρώτων</w:t>
+      </w:r>
+    </w:p>
+    <w:p>
+      <w:pPr/>
+      <w:r>
+        <w:rPr>
+          <w:lang w:val="id_ID" w:bidi="id_ID"/>
+        </w:rPr>
+      </w:r>
+      <w:r>
+        <w:rPr>
           <w:lang w:val="id_ID" w:bidi="id_ID"/>
         </w:rPr>
         <w:t xml:space="preserve">Di sini, kata sifat </w:t>
@@ -31147,6 +32752,21 @@
       </w:r>
       <w:r>
         <w:rPr>
+          <w:b/>
+          <w:lang w:val="id_ID" w:bidi="id_ID"/>
+        </w:rPr>
+        <w:t>ὑποστρέψαι ἐκ τῆς &amp; ἁγίας ἐντολῆς</w:t>
+      </w:r>
+    </w:p>
+    <w:p>
+      <w:pPr/>
+      <w:r>
+        <w:rPr>
+          <w:lang w:val="id_ID" w:bidi="id_ID"/>
+        </w:rPr>
+      </w:r>
+      <w:r>
+        <w:rPr>
           <w:lang w:val="id_ID" w:bidi="id_ID"/>
         </w:rPr>
         <w:t xml:space="preserve">Di sini, </w:t>
@@ -31228,6 +32848,21 @@
       </w:r>
       <w:r>
         <w:rPr>
+          <w:b/>
+          <w:lang w:val="id_ID" w:bidi="id_ID"/>
+        </w:rPr>
+        <w:t>τῆς παραδοθείσης &amp; ἁγίας ἐντολῆς</w:t>
+      </w:r>
+    </w:p>
+    <w:p>
+      <w:pPr/>
+      <w:r>
+        <w:rPr>
+          <w:lang w:val="id_ID" w:bidi="id_ID"/>
+        </w:rPr>
+      </w:r>
+      <w:r>
+        <w:rPr>
           <w:lang w:val="id_ID" w:bidi="id_ID"/>
         </w:rPr>
         <w:t xml:space="preserve">Petrus menggunakan kata </w:t>
@@ -31335,6 +32970,21 @@
       </w:r>
       <w:r>
         <w:rPr>
+          <w:b/>
+          <w:lang w:val="id_ID" w:bidi="id_ID"/>
+        </w:rPr>
+        <w:t>τῆς παραδοθείσης &amp; ἁγίας ἐντολῆς</w:t>
+      </w:r>
+    </w:p>
+    <w:p>
+      <w:pPr/>
+      <w:r>
+        <w:rPr>
+          <w:lang w:val="id_ID" w:bidi="id_ID"/>
+        </w:rPr>
+      </w:r>
+      <w:r>
+        <w:rPr>
           <w:lang w:val="id_ID" w:bidi="id_ID"/>
         </w:rPr>
         <w:t xml:space="preserve">Jika akan membantu dalam bahasa Anda, Anda dapat mengekspresikan ide di balik kata benda abstrak </w:t>
@@ -31405,6 +33055,21 @@
         <w:rPr>
           <w:lang w:val="id_ID" w:bidi="id_ID"/>
         </w:rPr>
+      </w:r>
+    </w:p>
+    <w:p>
+      <w:pPr/>
+      <w:r>
+        <w:rPr>
+          <w:lang w:val="id_ID" w:bidi="id_ID"/>
+        </w:rPr>
+      </w:r>
+      <w:r>
+        <w:rPr>
+          <w:b/>
+          <w:lang w:val="id_ID" w:bidi="id_ID"/>
+        </w:rPr>
+        <w:t>τῆς παραδοθείσης αὐτοῖς ἁγίας ἐντολῆς</w:t>
       </w:r>
     </w:p>
     <w:p>
@@ -32589,6 +34254,21 @@
       </w:r>
       <w:r>
         <w:rPr>
+          <w:b/>
+          <w:lang w:val="id_ID" w:bidi="id_ID"/>
+        </w:rPr>
+        <w:t>τῶν προειρημένων ῥημάτων, ὑπὸ τῶν ἁγίων προφητῶν</w:t>
+      </w:r>
+    </w:p>
+    <w:p>
+      <w:pPr/>
+      <w:r>
+        <w:rPr>
+          <w:lang w:val="id_ID" w:bidi="id_ID"/>
+        </w:rPr>
+      </w:r>
+      <w:r>
+        <w:rPr>
           <w:lang w:val="id_ID" w:bidi="id_ID"/>
         </w:rPr>
         <w:t>Jika bahasa Anda tidak menggunakan bentuk pasif ini, Anda dapat menyatakannya dalam bentuk aktif. Terjemahan alternatif: “perkataan yang telah diucapkan oleh para nabi kudus sebelumnya”</w:t>
@@ -32867,6 +34547,21 @@
       </w:r>
       <w:r>
         <w:rPr>
+          <w:b/>
+          <w:lang w:val="id_ID" w:bidi="id_ID"/>
+        </w:rPr>
+        <w:t>τῆς τῶν ἀποστόλων ὑμῶν ἐντολῆς τοῦ Κυρίου καὶ Σωτῆρος</w:t>
+      </w:r>
+    </w:p>
+    <w:p>
+      <w:pPr/>
+      <w:r>
+        <w:rPr>
+          <w:lang w:val="id_ID" w:bidi="id_ID"/>
+        </w:rPr>
+      </w:r>
+      <w:r>
+        <w:rPr>
           <w:lang w:val="id_ID" w:bidi="id_ID"/>
         </w:rPr>
         <w:t>Jika bahasa Anda tidak menggunakan bentuk pasif ini, Anda dapat menyatakannya dalam bentuk aktif. Terjemahan alternatif: “perintah Tuhan dan Juruselamat kita, yang telah disampaikan oleh para rasul kepada kamu”</w:t>
@@ -32924,6 +34619,21 @@
         <w:rPr>
           <w:lang w:val="id_ID" w:bidi="id_ID"/>
         </w:rPr>
+      </w:r>
+    </w:p>
+    <w:p>
+      <w:pPr/>
+      <w:r>
+        <w:rPr>
+          <w:lang w:val="id_ID" w:bidi="id_ID"/>
+        </w:rPr>
+      </w:r>
+      <w:r>
+        <w:rPr>
+          <w:b/>
+          <w:lang w:val="id_ID" w:bidi="id_ID"/>
+        </w:rPr>
+        <w:t>τῆς &amp; ἐντολῆς τοῦ Κυρίου καὶ Σωτῆρος</w:t>
       </w:r>
     </w:p>
     <w:p>
@@ -33671,6 +35381,21 @@
       </w:r>
       <w:r>
         <w:rPr>
+          <w:b/>
+          <w:lang w:val="id_ID" w:bidi="id_ID"/>
+        </w:rPr>
+        <w:t>ἐλεύσονται &amp; ἐν ἐμπαιγμονῇ ἐμπαῖκται</w:t>
+      </w:r>
+    </w:p>
+    <w:p>
+      <w:pPr/>
+      <w:r>
+        <w:rPr>
+          <w:lang w:val="id_ID" w:bidi="id_ID"/>
+        </w:rPr>
+      </w:r>
+      <w:r>
+        <w:rPr>
           <w:lang w:val="id_ID" w:bidi="id_ID"/>
         </w:rPr>
         <w:t xml:space="preserve">Jika akan membantu dalam bahasa Anda, Anda dapat mengekspresikan ide di balik kata benda abstrak </w:t>
@@ -33848,6 +35573,21 @@
       </w:r>
       <w:r>
         <w:rPr>
+          <w:b/>
+          <w:lang w:val="id_ID" w:bidi="id_ID"/>
+        </w:rPr>
+        <w:t>κατὰ τὰς ἰδίας ἐπιθυμίας αὐτῶν πορευόμενοι</w:t>
+      </w:r>
+    </w:p>
+    <w:p>
+      <w:pPr/>
+      <w:r>
+        <w:rPr>
+          <w:lang w:val="id_ID" w:bidi="id_ID"/>
+        </w:rPr>
+      </w:r>
+      <w:r>
+        <w:rPr>
           <w:lang w:val="id_ID" w:bidi="id_ID"/>
         </w:rPr>
         <w:t xml:space="preserve">Di sini, </w:t>
@@ -34012,6 +35752,21 @@
       </w:r>
       <w:r>
         <w:rPr>
+          <w:b/>
+          <w:lang w:val="id_ID" w:bidi="id_ID"/>
+        </w:rPr>
+        <w:t>ποῦ ἐστιν ἡ ἐπαγγελία τῆς παρουσίας αὐτοῦ</w:t>
+      </w:r>
+    </w:p>
+    <w:p>
+      <w:pPr/>
+      <w:r>
+        <w:rPr>
+          <w:lang w:val="id_ID" w:bidi="id_ID"/>
+        </w:rPr>
+      </w:r>
+      <w:r>
+        <w:rPr>
           <w:lang w:val="id_ID" w:bidi="id_ID"/>
         </w:rPr>
         <w:t>Para pengejek mengajukan pertanyaan retoris ini untuk menekankan bahwa mereka tidak percaya bahwa Yesus akan datang kembali. Terjemahan alternatif: “Tidak ada janji tentang kedatangan-Nya!” atau ”Janji tentang kedatangan-Nya tidak benar!”</w:t>
@@ -34176,6 +35931,21 @@
       </w:r>
       <w:r>
         <w:rPr>
+          <w:b/>
+          <w:lang w:val="id_ID" w:bidi="id_ID"/>
+        </w:rPr>
+        <w:t>ποῦ ἐστιν ἡ ἐπαγγελία τῆς παρουσίας αὐτοῦ</w:t>
+      </w:r>
+    </w:p>
+    <w:p>
+      <w:pPr/>
+      <w:r>
+        <w:rPr>
+          <w:lang w:val="id_ID" w:bidi="id_ID"/>
+        </w:rPr>
+      </w:r>
+      <w:r>
+        <w:rPr>
           <w:lang w:val="id_ID" w:bidi="id_ID"/>
         </w:rPr>
         <w:t xml:space="preserve">Di sini, </w:t>
@@ -34641,6 +36411,21 @@
       </w:r>
       <w:r>
         <w:rPr>
+          <w:b/>
+          <w:lang w:val="id_ID" w:bidi="id_ID"/>
+        </w:rPr>
+        <w:t>πάντα οὕτως διαμένει ἀπ’ ἀρχῆς κτίσεως</w:t>
+      </w:r>
+    </w:p>
+    <w:p>
+      <w:pPr/>
+      <w:r>
+        <w:rPr>
+          <w:lang w:val="id_ID" w:bidi="id_ID"/>
+        </w:rPr>
+      </w:r>
+      <w:r>
+        <w:rPr>
           <w:lang w:val="id_ID" w:bidi="id_ID"/>
         </w:rPr>
         <w:t xml:space="preserve">Di sini, </w:t>
@@ -34722,6 +36507,21 @@
       </w:r>
       <w:r>
         <w:rPr>
+          <w:b/>
+          <w:lang w:val="id_ID" w:bidi="id_ID"/>
+        </w:rPr>
+        <w:t>ἀπ’ ἀρχῆς κτίσεως</w:t>
+      </w:r>
+    </w:p>
+    <w:p>
+      <w:pPr/>
+      <w:r>
+        <w:rPr>
+          <w:lang w:val="id_ID" w:bidi="id_ID"/>
+        </w:rPr>
+      </w:r>
+      <w:r>
+        <w:rPr>
           <w:lang w:val="id_ID" w:bidi="id_ID"/>
         </w:rPr>
         <w:t xml:space="preserve">Jika akan membantu dalam bahasa Anda, Anda dapat mengekspresikan ide di balik kata benda abstrak </w:t>
@@ -34803,6 +36603,21 @@
       </w:r>
       <w:r>
         <w:rPr>
+          <w:b/>
+          <w:lang w:val="id_ID" w:bidi="id_ID"/>
+        </w:rPr>
+        <w:t>λανθάνει γὰρ αὐτοὺς τοῦτο, θέλοντας</w:t>
+      </w:r>
+    </w:p>
+    <w:p>
+      <w:pPr/>
+      <w:r>
+        <w:rPr>
+          <w:lang w:val="id_ID" w:bidi="id_ID"/>
+        </w:rPr>
+      </w:r>
+      <w:r>
+        <w:rPr>
           <w:lang w:val="id_ID" w:bidi="id_ID"/>
         </w:rPr>
         <w:t>Jika bahasa Anda tidak menggunakan bentuk pasif ini, Anda dapat menyatakannya dalam bentuk aktif. Terjemahan alternatif: “Karena mereka dengan sengaja menyembunyikannya dari diri mereka sendiri”</w:t>
@@ -34871,6 +36686,21 @@
       </w:r>
       <w:r>
         <w:rPr>
+          <w:b/>
+          <w:lang w:val="id_ID" w:bidi="id_ID"/>
+        </w:rPr>
+        <w:t>θέλοντας ὅτι οὐρανοὶ ἦσαν ἔκπαλαι</w:t>
+      </w:r>
+    </w:p>
+    <w:p>
+      <w:pPr/>
+      <w:r>
+        <w:rPr>
+          <w:lang w:val="id_ID" w:bidi="id_ID"/>
+        </w:rPr>
+      </w:r>
+      <w:r>
+        <w:rPr>
           <w:lang w:val="id_ID" w:bidi="id_ID"/>
         </w:rPr>
         <w:t>Petrus meninggalkan beberapa kata yang dibutuhkan oleh ayat ini dalam banyak bahasa agar menjadi lengkap. Kata-kata ini dapat disediakan dari akhir ayat. Terjemahan alternatif: “bahwa langit sudah ada sejak dahulu kala oleh firman Allah”</w:t>
@@ -34939,6 +36769,21 @@
       </w:r>
       <w:r>
         <w:rPr>
+          <w:b/>
+          <w:lang w:val="id_ID" w:bidi="id_ID"/>
+        </w:rPr>
+        <w:t>γῆ ἐξ ὕδατος καὶ δι’ ὕδατος συνεστῶσα τῷ τοῦ Θεοῦ λόγῳ</w:t>
+      </w:r>
+    </w:p>
+    <w:p>
+      <w:pPr/>
+      <w:r>
+        <w:rPr>
+          <w:lang w:val="id_ID" w:bidi="id_ID"/>
+        </w:rPr>
+      </w:r>
+      <w:r>
+        <w:rPr>
           <w:lang w:val="id_ID" w:bidi="id_ID"/>
         </w:rPr>
         <w:t>Jika bahasa Anda tidak menggunakan bentuk pasif ini, Anda dapat menyatakannya dalam bentuk aktif. Terjemahan alternatif: “Firman Allah membentuk bumi dari air dan melalui air”</w:t>
@@ -35007,6 +36852,21 @@
       </w:r>
       <w:r>
         <w:rPr>
+          <w:b/>
+          <w:lang w:val="id_ID" w:bidi="id_ID"/>
+        </w:rPr>
+        <w:t>ἐξ ὕδατος καὶ δι’ ὕδατος συνεστῶσα</w:t>
+      </w:r>
+    </w:p>
+    <w:p>
+      <w:pPr/>
+      <w:r>
+        <w:rPr>
+          <w:lang w:val="id_ID" w:bidi="id_ID"/>
+        </w:rPr>
+      </w:r>
+      <w:r>
+        <w:rPr>
           <w:lang w:val="id_ID" w:bidi="id_ID"/>
         </w:rPr>
         <w:t xml:space="preserve">Anak kalimat ini merujuk kepada Allah yang menyebabkan daratan muncul </w:t>
@@ -35432,6 +37292,21 @@
       </w:r>
       <w:r>
         <w:rPr>
+          <w:b/>
+          <w:lang w:val="id_ID" w:bidi="id_ID"/>
+        </w:rPr>
+        <w:t>ὕδατι κατακλυσθεὶς</w:t>
+      </w:r>
+    </w:p>
+    <w:p>
+      <w:pPr/>
+      <w:r>
+        <w:rPr>
+          <w:lang w:val="id_ID" w:bidi="id_ID"/>
+        </w:rPr>
+      </w:r>
+      <w:r>
+        <w:rPr>
           <w:lang w:val="id_ID" w:bidi="id_ID"/>
         </w:rPr>
         <w:t>Frasa ini menunjukkan cara yang digunakan untuk menghancurkan dunia kuno. Terjemahan alternatif: “dengan dibanjiri oleh air”</w:t>
@@ -35565,6 +37440,21 @@
         <w:rPr>
           <w:lang w:val="id_ID" w:bidi="id_ID"/>
         </w:rPr>
+      </w:r>
+    </w:p>
+    <w:p>
+      <w:pPr/>
+      <w:r>
+        <w:rPr>
+          <w:lang w:val="id_ID" w:bidi="id_ID"/>
+        </w:rPr>
+      </w:r>
+      <w:r>
+        <w:rPr>
+          <w:b/>
+          <w:lang w:val="id_ID" w:bidi="id_ID"/>
+        </w:rPr>
+        <w:t>οἱ &amp; νῦν οὐρανοὶ καὶ ἡ γῆ, τῷ αὐτῷ λόγῳ τεθησαυρισμένοι εἰσὶν, πυρὶ</w:t>
       </w:r>
     </w:p>
     <w:p>
@@ -36109,6 +37999,21 @@
       </w:r>
       <w:r>
         <w:rPr>
+          <w:b/>
+          <w:lang w:val="id_ID" w:bidi="id_ID"/>
+        </w:rPr>
+        <w:t>ἡμέραν κρίσεως καὶ ἀπωλείας τῶν ἀσεβῶν ἀνθρώπων</w:t>
+      </w:r>
+    </w:p>
+    <w:p>
+      <w:pPr/>
+      <w:r>
+        <w:rPr>
+          <w:lang w:val="id_ID" w:bidi="id_ID"/>
+        </w:rPr>
+      </w:r>
+      <w:r>
+        <w:rPr>
           <w:lang w:val="id_ID" w:bidi="id_ID"/>
         </w:rPr>
         <w:t xml:space="preserve">Jika akan membantu dalam bahasa Anda, Anda dapat mengekspresikan kata benda abstrak </w:t>
@@ -36299,6 +38204,21 @@
       </w:r>
       <w:r>
         <w:rPr>
+          <w:b/>
+          <w:lang w:val="id_ID" w:bidi="id_ID"/>
+        </w:rPr>
+        <w:t>ἓν &amp; τοῦτο μὴ λανθανέτω ὑμᾶς</w:t>
+      </w:r>
+    </w:p>
+    <w:p>
+      <w:pPr/>
+      <w:r>
+        <w:rPr>
+          <w:lang w:val="id_ID" w:bidi="id_ID"/>
+        </w:rPr>
+      </w:r>
+      <w:r>
+        <w:rPr>
           <w:lang w:val="id_ID" w:bidi="id_ID"/>
         </w:rPr>
         <w:t>Terjemahan alternatif: “jangan sampai gagal memahami fakta yang satu ini” atau ”jangan abaikan hal yang satu ini”</w:t>
@@ -36347,6 +38267,21 @@
       </w:r>
       <w:r>
         <w:rPr>
+          <w:b/>
+          <w:lang w:val="id_ID" w:bidi="id_ID"/>
+        </w:rPr>
+        <w:t>ὅτι μία ἡμέρα παρὰ Κυρίῳ ὡς χίλια ἔτη</w:t>
+      </w:r>
+    </w:p>
+    <w:p>
+      <w:pPr/>
+      <w:r>
+        <w:rPr>
+          <w:lang w:val="id_ID" w:bidi="id_ID"/>
+        </w:rPr>
+      </w:r>
+      <w:r>
+        <w:rPr>
           <w:lang w:val="id_ID" w:bidi="id_ID"/>
         </w:rPr>
         <w:t xml:space="preserve">Di sini, </w:t>
@@ -36408,6 +38343,21 @@
       </w:r>
       <w:r>
         <w:rPr>
+          <w:b/>
+          <w:lang w:val="id_ID" w:bidi="id_ID"/>
+        </w:rPr>
+        <w:t>μία ἡμέρα παρὰ Κυρίῳ ὡς χίλια ἔτη, καὶ χίλια ἔτη ὡς ἡμέρα μία</w:t>
+      </w:r>
+    </w:p>
+    <w:p>
+      <w:pPr/>
+      <w:r>
+        <w:rPr>
+          <w:lang w:val="id_ID" w:bidi="id_ID"/>
+        </w:rPr>
+      </w:r>
+      <w:r>
+        <w:rPr>
           <w:lang w:val="id_ID" w:bidi="id_ID"/>
         </w:rPr>
         <w:t>Kedua frasa ini pada dasarnya memiliki arti yang sama. Pengulangan ini digunakan untuk menekankan bahwa Tuhan tidak memandang waktu dengan cara yang sama seperti manusia. Apa yang mungkin tampak sebagai waktu yang singkat atau lama bagi manusia, tidak demikian bagi Tuhan. Jika akan membantu dalam bahasa Anda, Anda dapat menggabungkan frasa-frasa ini. Terjemahan alternatif: “satu hari dan 1.000 tahun sama saja bagi Tuhan”</w:t>
@@ -36465,6 +38415,21 @@
         <w:rPr>
           <w:lang w:val="id_ID" w:bidi="id_ID"/>
         </w:rPr>
+      </w:r>
+    </w:p>
+    <w:p>
+      <w:pPr/>
+      <w:r>
+        <w:rPr>
+          <w:lang w:val="id_ID" w:bidi="id_ID"/>
+        </w:rPr>
+      </w:r>
+      <w:r>
+        <w:rPr>
+          <w:b/>
+          <w:lang w:val="id_ID" w:bidi="id_ID"/>
+        </w:rPr>
+        <w:t>οὐ βραδύνει Κύριος τῆς ἐπαγγελίας</w:t>
       </w:r>
     </w:p>
     <w:p>
@@ -36798,6 +38763,21 @@
       </w:r>
       <w:r>
         <w:rPr>
+          <w:b/>
+          <w:lang w:val="id_ID" w:bidi="id_ID"/>
+        </w:rPr>
+        <w:t>μὴ βουλόμενός τινας ἀπολέσθαι</w:t>
+      </w:r>
+    </w:p>
+    <w:p>
+      <w:pPr/>
+      <w:r>
+        <w:rPr>
+          <w:lang w:val="id_ID" w:bidi="id_ID"/>
+        </w:rPr>
+      </w:r>
+      <w:r>
+        <w:rPr>
           <w:lang w:val="id_ID" w:bidi="id_ID"/>
         </w:rPr>
         <w:t>Anak kalimat ini menunjukkan alasan mengapa Allah menunda kedatangan Yesus kembali. Terjemahan alternatif: “karena Ia tidak ingin ada yang binasa”</w:t>
@@ -36949,6 +38929,21 @@
       </w:r>
       <w:r>
         <w:rPr>
+          <w:b/>
+          <w:lang w:val="id_ID" w:bidi="id_ID"/>
+        </w:rPr>
+        <w:t>ἀλλὰ πάντας εἰς μετάνοιαν χωρῆσαι</w:t>
+      </w:r>
+    </w:p>
+    <w:p>
+      <w:pPr/>
+      <w:r>
+        <w:rPr>
+          <w:lang w:val="id_ID" w:bidi="id_ID"/>
+        </w:rPr>
+      </w:r>
+      <w:r>
+        <w:rPr>
           <w:lang w:val="id_ID" w:bidi="id_ID"/>
         </w:rPr>
         <w:t xml:space="preserve">Jika itu akan membantu dalam bahasa Anda, Anda dapat mengungkapkan ide di balik kata benda abstrak </w:t>
@@ -37331,6 +39326,21 @@
       </w:r>
       <w:r>
         <w:rPr>
+          <w:b/>
+          <w:lang w:val="id_ID" w:bidi="id_ID"/>
+        </w:rPr>
+        <w:t>στοιχεῖα &amp; λυθήσεται</w:t>
+      </w:r>
+    </w:p>
+    <w:p>
+      <w:pPr/>
+      <w:r>
+        <w:rPr>
+          <w:lang w:val="id_ID" w:bidi="id_ID"/>
+        </w:rPr>
+      </w:r>
+      <w:r>
+        <w:rPr>
           <w:lang w:val="id_ID" w:bidi="id_ID"/>
         </w:rPr>
         <w:t>Jika bahasa Anda tidak menggunakan bentuk pasif ini, Anda dapat menyatakannya dalam bentuk aktif dan Anda dapat menunjukkan siapa yang akan melakukan tindakan. Terjemahan alternatif: “Tuhan akan menghancurkan unsur-unsur”</w:t>
@@ -37475,6 +39485,21 @@
       </w:r>
       <w:r>
         <w:rPr>
+          <w:b/>
+          <w:lang w:val="id_ID" w:bidi="id_ID"/>
+        </w:rPr>
+        <w:t>στοιχεῖα δὲ καυσούμενα λυθήσεται</w:t>
+      </w:r>
+    </w:p>
+    <w:p>
+      <w:pPr/>
+      <w:r>
+        <w:rPr>
+          <w:lang w:val="id_ID" w:bidi="id_ID"/>
+        </w:rPr>
+      </w:r>
+      <w:r>
+        <w:rPr>
           <w:lang w:val="id_ID" w:bidi="id_ID"/>
         </w:rPr>
         <w:t xml:space="preserve">Di sini, </w:t>
@@ -37536,6 +39561,21 @@
       </w:r>
       <w:r>
         <w:rPr>
+          <w:b/>
+          <w:lang w:val="id_ID" w:bidi="id_ID"/>
+        </w:rPr>
+        <w:t>γῆ καὶ τὰ ἐν αὐτῇ ἔργα εὑρεθήσεται</w:t>
+      </w:r>
+    </w:p>
+    <w:p>
+      <w:pPr/>
+      <w:r>
+        <w:rPr>
+          <w:lang w:val="id_ID" w:bidi="id_ID"/>
+        </w:rPr>
+      </w:r>
+      <w:r>
+        <w:rPr>
           <w:lang w:val="id_ID" w:bidi="id_ID"/>
         </w:rPr>
         <w:t xml:space="preserve">Allah akan melihat seluruh </w:t>
@@ -37630,6 +39670,21 @@
       </w:r>
       <w:r>
         <w:rPr>
+          <w:b/>
+          <w:lang w:val="id_ID" w:bidi="id_ID"/>
+        </w:rPr>
+        <w:t>γῆ καὶ τὰ ἐν αὐτῇ ἔργα εὑρεθήσεται</w:t>
+      </w:r>
+    </w:p>
+    <w:p>
+      <w:pPr/>
+      <w:r>
+        <w:rPr>
+          <w:lang w:val="id_ID" w:bidi="id_ID"/>
+        </w:rPr>
+      </w:r>
+      <w:r>
+        <w:rPr>
           <w:lang w:val="id_ID" w:bidi="id_ID"/>
         </w:rPr>
         <w:t xml:space="preserve">Di sini, </w:t>
@@ -37870,6 +39925,21 @@
       </w:r>
       <w:r>
         <w:rPr>
+          <w:b/>
+          <w:lang w:val="id_ID" w:bidi="id_ID"/>
+        </w:rPr>
+        <w:t>τούτων οὕτως πάντων λυομένων</w:t>
+      </w:r>
+    </w:p>
+    <w:p>
+      <w:pPr/>
+      <w:r>
+        <w:rPr>
+          <w:lang w:val="id_ID" w:bidi="id_ID"/>
+        </w:rPr>
+      </w:r>
+      <w:r>
+        <w:rPr>
           <w:lang w:val="id_ID" w:bidi="id_ID"/>
         </w:rPr>
         <w:t>Jika bahasa Anda tidak menggunakan bentuk pasif ini, Anda dapat menyatakannya dalam bentuk aktif dan Anda dapat menyatakan siapa yang akan melakukan tindakan tersebut. Terjemahan alternatif: “Karena Tuhan akan menghancurkan semua hal ini”</w:t>
@@ -38424,6 +40494,21 @@
         <w:rPr>
           <w:lang w:val="id_ID" w:bidi="id_ID"/>
         </w:rPr>
+      </w:r>
+    </w:p>
+    <w:p>
+      <w:pPr/>
+      <w:r>
+        <w:rPr>
+          <w:lang w:val="id_ID" w:bidi="id_ID"/>
+        </w:rPr>
+      </w:r>
+      <w:r>
+        <w:rPr>
+          <w:b/>
+          <w:lang w:val="id_ID" w:bidi="id_ID"/>
+        </w:rPr>
+        <w:t>οὐρανοὶ πυρούμενοι, λυθήσονται</w:t>
       </w:r>
     </w:p>
     <w:p>
@@ -38597,6 +40682,21 @@
       </w:r>
       <w:r>
         <w:rPr>
+          <w:b/>
+          <w:lang w:val="id_ID" w:bidi="id_ID"/>
+        </w:rPr>
+        <w:t>καυσούμενα</w:t>
+      </w:r>
+    </w:p>
+    <w:p>
+      <w:pPr/>
+      <w:r>
+        <w:rPr>
+          <w:lang w:val="id_ID" w:bidi="id_ID"/>
+        </w:rPr>
+      </w:r>
+      <w:r>
+        <w:rPr>
           <w:lang w:val="id_ID" w:bidi="id_ID"/>
         </w:rPr>
         <w:t>Frasa ini menunjukkan cara-cara yang digunakan untuk menghancurkan langit. Terjemahan alternatif: “dengan cara dibakar oleh panas”</w:t>
@@ -39439,6 +41539,21 @@
       </w:r>
       <w:r>
         <w:rPr>
+          <w:b/>
+          <w:lang w:val="id_ID" w:bidi="id_ID"/>
+        </w:rPr>
+        <w:t>σπουδάσατε ἄσπιλοι καὶ ἀμώμητοι αὐτῷ εὑρεθῆναι</w:t>
+      </w:r>
+    </w:p>
+    <w:p>
+      <w:pPr/>
+      <w:r>
+        <w:rPr>
+          <w:lang w:val="id_ID" w:bidi="id_ID"/>
+        </w:rPr>
+      </w:r>
+      <w:r>
+        <w:rPr>
           <w:lang w:val="id_ID" w:bidi="id_ID"/>
         </w:rPr>
         <w:t>Jika bahasa Anda tidak menggunakan bentuk pasif ini, Anda dapat menyatakannya dalam bentuk aktif. Terjemahan alternatif: “rajinlah bekerja sehingga Allah akan mendapati engkau tak bercacat dan tak bercela”</w:t>
@@ -39889,6 +42004,21 @@
       </w:r>
       <w:r>
         <w:rPr>
+          <w:b/>
+          <w:lang w:val="id_ID" w:bidi="id_ID"/>
+        </w:rPr>
+        <w:t>τὴν τοῦ Κυρίου ἡμῶν μακροθυμίαν, σωτηρίαν ἡγεῖσθε</w:t>
+      </w:r>
+    </w:p>
+    <w:p>
+      <w:pPr/>
+      <w:r>
+        <w:rPr>
+          <w:lang w:val="id_ID" w:bidi="id_ID"/>
+        </w:rPr>
+      </w:r>
+      <w:r>
+        <w:rPr>
           <w:lang w:val="id_ID" w:bidi="id_ID"/>
         </w:rPr>
         <w:t xml:space="preserve">Jika akan membantu dalam bahasa Anda, Anda dapat mengekspresikan kata benda abstrak </w:t>
@@ -40079,6 +42209,21 @@
       </w:r>
       <w:r>
         <w:rPr>
+          <w:b/>
+          <w:lang w:val="id_ID" w:bidi="id_ID"/>
+        </w:rPr>
+        <w:t>ὁ ἀγαπητὸς ἡμῶν ἀδελφὸς Παῦλος</w:t>
+      </w:r>
+    </w:p>
+    <w:p>
+      <w:pPr/>
+      <w:r>
+        <w:rPr>
+          <w:lang w:val="id_ID" w:bidi="id_ID"/>
+        </w:rPr>
+      </w:r>
+      <w:r>
+        <w:rPr>
           <w:lang w:val="id_ID" w:bidi="id_ID"/>
         </w:rPr>
         <w:t xml:space="preserve">Petrus menggunakan istilah </w:t>
@@ -40160,6 +42305,21 @@
       </w:r>
       <w:r>
         <w:rPr>
+          <w:b/>
+          <w:lang w:val="id_ID" w:bidi="id_ID"/>
+        </w:rPr>
+        <w:t>κατὰ τὴν δοθεῖσαν αὐτῷ σοφίαν</w:t>
+      </w:r>
+    </w:p>
+    <w:p>
+      <w:pPr/>
+      <w:r>
+        <w:rPr>
+          <w:lang w:val="id_ID" w:bidi="id_ID"/>
+        </w:rPr>
+      </w:r>
+      <w:r>
+        <w:rPr>
           <w:lang w:val="id_ID" w:bidi="id_ID"/>
         </w:rPr>
         <w:t>Jika bahasa Anda tidak menggunakan bentuk pasif ini, Anda dapat menyatakannya dalam bentuk aktif dan Anda dapat menyatakan siapa yang melakukan tindakan tersebut. Terjemahan alternatif: “menurut hikmat yang diberikan Allah kepadanya”</w:t>
@@ -40217,6 +42377,21 @@
         <w:rPr>
           <w:lang w:val="id_ID" w:bidi="id_ID"/>
         </w:rPr>
+      </w:r>
+    </w:p>
+    <w:p>
+      <w:pPr/>
+      <w:r>
+        <w:rPr>
+          <w:lang w:val="id_ID" w:bidi="id_ID"/>
+        </w:rPr>
+      </w:r>
+      <w:r>
+        <w:rPr>
+          <w:b/>
+          <w:lang w:val="id_ID" w:bidi="id_ID"/>
+        </w:rPr>
+        <w:t>κατὰ τὴν δοθεῖσαν αὐτῷ σοφίαν</w:t>
       </w:r>
     </w:p>
     <w:p>
@@ -41353,6 +43528,21 @@
       </w:r>
       <w:r>
         <w:rPr>
+          <w:b/>
+          <w:lang w:val="id_ID" w:bidi="id_ID"/>
+        </w:rPr>
+        <w:t>ἵνα μὴ &amp; ἐκπέσητε τοῦ ἰδίου στηριγμοῦ</w:t>
+      </w:r>
+    </w:p>
+    <w:p>
+      <w:pPr/>
+      <w:r>
+        <w:rPr>
+          <w:lang w:val="id_ID" w:bidi="id_ID"/>
+        </w:rPr>
+      </w:r>
+      <w:r>
+        <w:rPr>
           <w:lang w:val="id_ID" w:bidi="id_ID"/>
         </w:rPr>
         <w:t xml:space="preserve">Di sini, Petrus berbicara tentang </w:t>
@@ -41447,6 +43637,21 @@
       </w:r>
       <w:r>
         <w:rPr>
+          <w:b/>
+          <w:lang w:val="id_ID" w:bidi="id_ID"/>
+        </w:rPr>
+        <w:t>ἵνα μὴ &amp; ἐκπέσητε τοῦ ἰδίου στηριγμοῦ</w:t>
+      </w:r>
+    </w:p>
+    <w:p>
+      <w:pPr/>
+      <w:r>
+        <w:rPr>
+          <w:lang w:val="id_ID" w:bidi="id_ID"/>
+        </w:rPr>
+      </w:r>
+      <w:r>
+        <w:rPr>
           <w:lang w:val="id_ID" w:bidi="id_ID"/>
         </w:rPr>
         <w:t xml:space="preserve">Jika akan membantu dalam bahasa Anda, Anda dapat mengekspresikan ide di balik kata benda abstrak </w:t>
@@ -41528,6 +43733,21 @@
       </w:r>
       <w:r>
         <w:rPr>
+          <w:b/>
+          <w:lang w:val="id_ID" w:bidi="id_ID"/>
+        </w:rPr>
+        <w:t>τῇ τῶν ἀθέσμων πλάνῃ συναπαχθέντες</w:t>
+      </w:r>
+    </w:p>
+    <w:p>
+      <w:pPr/>
+      <w:r>
+        <w:rPr>
+          <w:lang w:val="id_ID" w:bidi="id_ID"/>
+        </w:rPr>
+      </w:r>
+      <w:r>
+        <w:rPr>
           <w:lang w:val="id_ID" w:bidi="id_ID"/>
         </w:rPr>
         <w:t>Klausa ini menunjukkan alasan mengapa orang bisa kehilangan keteguhan hati. Jika akan membantu dalam bahasa Anda, Anda dapat mengungkapkannya secara eksplisit. Terjemahan alternatif: “karena disesatkan oleh kesesatan orang-orang durhaka”</w:t>
@@ -41596,6 +43816,21 @@
       </w:r>
       <w:r>
         <w:rPr>
+          <w:b/>
+          <w:lang w:val="id_ID" w:bidi="id_ID"/>
+        </w:rPr>
+        <w:t>τῇ τῶν ἀθέσμων πλάνῃ συναπαχθέντες</w:t>
+      </w:r>
+    </w:p>
+    <w:p>
+      <w:pPr/>
+      <w:r>
+        <w:rPr>
+          <w:lang w:val="id_ID" w:bidi="id_ID"/>
+        </w:rPr>
+      </w:r>
+      <w:r>
+        <w:rPr>
           <w:lang w:val="id_ID" w:bidi="id_ID"/>
         </w:rPr>
         <w:t>Jika bahasa Anda tidak menggunakan bentuk pasif ini, Anda dapat menyatakannya dalam bentuk aktif. Terjemahan alternatif: “kesesatan orang-orang durhaka telah menyesatkan kamu”</w:t>
@@ -41760,6 +43995,21 @@
       </w:r>
       <w:r>
         <w:rPr>
+          <w:b/>
+          <w:lang w:val="id_ID" w:bidi="id_ID"/>
+        </w:rPr>
+        <w:t>τῇ τῶν ἀθέσμων πλάνῃ</w:t>
+      </w:r>
+    </w:p>
+    <w:p>
+      <w:pPr/>
+      <w:r>
+        <w:rPr>
+          <w:lang w:val="id_ID" w:bidi="id_ID"/>
+        </w:rPr>
+      </w:r>
+      <w:r>
+        <w:rPr>
           <w:lang w:val="id_ID" w:bidi="id_ID"/>
         </w:rPr>
         <w:t>Frasa ini menunjukkan cara-cara yang dapat digunakan untuk menyesatkan seseorang. Terjemahan alternatif: “melalui kesesatan orang-orang durhaka”</w:t>
@@ -41808,6 +44058,21 @@
       </w:r>
       <w:r>
         <w:rPr>
+          <w:b/>
+          <w:lang w:val="id_ID" w:bidi="id_ID"/>
+        </w:rPr>
+        <w:t>αὐξάνετε &amp; ἐν χάριτι, καὶ γνώσει τοῦ Κυρίου ἡμῶν καὶ Σωτῆρος, Ἰησοῦ Χριστοῦ</w:t>
+      </w:r>
+    </w:p>
+    <w:p>
+      <w:pPr/>
+      <w:r>
+        <w:rPr>
+          <w:lang w:val="id_ID" w:bidi="id_ID"/>
+        </w:rPr>
+      </w:r>
+      <w:r>
+        <w:rPr>
           <w:lang w:val="id_ID" w:bidi="id_ID"/>
         </w:rPr>
         <w:t xml:space="preserve">Di sini, </w:t>
@@ -41878,6 +44143,21 @@
         <w:rPr>
           <w:lang w:val="id_ID" w:bidi="id_ID"/>
         </w:rPr>
+      </w:r>
+    </w:p>
+    <w:p>
+      <w:pPr/>
+      <w:r>
+        <w:rPr>
+          <w:lang w:val="id_ID" w:bidi="id_ID"/>
+        </w:rPr>
+      </w:r>
+      <w:r>
+        <w:rPr>
+          <w:b/>
+          <w:lang w:val="id_ID" w:bidi="id_ID"/>
+        </w:rPr>
+        <w:t>ἐν χάριτι, καὶ γνώσει</w:t>
       </w:r>
     </w:p>
     <w:p>
